--- a/Signals/html_Lectures/notes/Lecture 07 Notes.docx
+++ b/Signals/html_Lectures/notes/Lecture 07 Notes.docx
@@ -293,43 +293,115 @@
           <w:sz w:val="22"/>
           <w:szCs w:val="22"/>
         </w:rPr>
-        <w:t xml:space="preserve">Time: about 2 min.</w:t>
-      </w:r>
-    </w:p>
-    <w:p>
-      <w:pPr>
-        <w:pStyle w:val="ListParagraph"/>
-        <w:numPr>
-          <w:ilvl w:val="0"/>
-          <w:numId w:val="2"/>
-        </w:numPr>
-        <w:spacing w:after="80"/>
-      </w:pPr>
-      <w:r>
-        <w:rPr>
-          <w:rFonts w:ascii="Calibri" w:cs="Calibri" w:eastAsia="Calibri" w:hAnsi="Calibri"/>
-          <w:sz w:val="22"/>
-          <w:szCs w:val="22"/>
-        </w:rPr>
-        <w:t xml:space="preserve">Vocabulary only. A is m×n: m rows, n columns; a_ij is row i, column j; a^(j) is column j. For A = [[3,1,−1],[2,−1,5]]: a_12 = 1, a_23 = 5, a^(2) = (1,−1).</w:t>
-      </w:r>
-    </w:p>
-    <w:p>
-      <w:pPr>
-        <w:pStyle w:val="ListParagraph"/>
-        <w:numPr>
-          <w:ilvl w:val="0"/>
-          <w:numId w:val="2"/>
-        </w:numPr>
-        <w:spacing w:after="80"/>
-      </w:pPr>
-      <w:r>
-        <w:rPr>
-          <w:rFonts w:ascii="Calibri" w:cs="Calibri" w:eastAsia="Calibri" w:hAnsi="Calibri"/>
-          <w:sz w:val="22"/>
-          <w:szCs w:val="22"/>
-        </w:rPr>
-        <w:t xml:space="preserve">Vectors are columns. e^(j) has a 1 in position j and zeros elsewhere. Sum and scaling are entry by entry, and a sum needs equal sizes.</w:t>
+        <w:t xml:space="preserve">Vocabulary only, but write the example on the board so every symbol has a number next to it.</w:t>
+      </w:r>
+    </w:p>
+    <w:p>
+      <w:pPr>
+        <w:pStyle w:val="ListParagraph"/>
+        <w:numPr>
+          <w:ilvl w:val="0"/>
+          <w:numId w:val="2"/>
+        </w:numPr>
+        <w:spacing w:after="80"/>
+      </w:pPr>
+      <w:r>
+        <w:rPr>
+          <w:rFonts w:ascii="Calibri" w:cs="Calibri" w:eastAsia="Calibri" w:hAnsi="Calibri"/>
+          <w:sz w:val="22"/>
+          <w:szCs w:val="22"/>
+        </w:rPr>
+        <w:t xml:space="preserve">Step 1 — size. A is m×n means m rows and n columns. Board: A = [[3,1,−1],[2,−1,5]] has 2 rows and 3 columns, so it is 2×3 (rows first, then columns).</w:t>
+      </w:r>
+    </w:p>
+    <w:p>
+      <w:pPr>
+        <w:pStyle w:val="ListParagraph"/>
+        <w:numPr>
+          <w:ilvl w:val="0"/>
+          <w:numId w:val="2"/>
+        </w:numPr>
+        <w:spacing w:after="80"/>
+      </w:pPr>
+      <w:r>
+        <w:rPr>
+          <w:rFonts w:ascii="Calibri" w:cs="Calibri" w:eastAsia="Calibri" w:hAnsi="Calibri"/>
+          <w:sz w:val="22"/>
+          <w:szCs w:val="22"/>
+        </w:rPr>
+        <w:t xml:space="preserve">Step 2 — entries. a_ij is the entry in row i, column j (row index first). a_12 = row 1, column 2 = 1. a_23 = row 2, column 3 = 5.</w:t>
+      </w:r>
+    </w:p>
+    <w:p>
+      <w:pPr>
+        <w:pStyle w:val="ListParagraph"/>
+        <w:numPr>
+          <w:ilvl w:val="0"/>
+          <w:numId w:val="2"/>
+        </w:numPr>
+        <w:spacing w:after="80"/>
+      </w:pPr>
+      <w:r>
+        <w:rPr>
+          <w:rFonts w:ascii="Calibri" w:cs="Calibri" w:eastAsia="Calibri" w:hAnsi="Calibri"/>
+          <w:sz w:val="22"/>
+          <w:szCs w:val="22"/>
+        </w:rPr>
+        <w:t xml:space="preserve">Step 3 — columns. a^(j) is column j written as a vector. The (j) in parentheses only names which column; it is a label, not a power. a^(2) = (1, −1) (the second column, read top to bottom).</w:t>
+      </w:r>
+    </w:p>
+    <w:p>
+      <w:pPr>
+        <w:pStyle w:val="ListParagraph"/>
+        <w:numPr>
+          <w:ilvl w:val="0"/>
+          <w:numId w:val="2"/>
+        </w:numPr>
+        <w:spacing w:after="80"/>
+      </w:pPr>
+      <w:r>
+        <w:rPr>
+          <w:rFonts w:ascii="Calibri" w:cs="Calibri" w:eastAsia="Calibri" w:hAnsi="Calibri"/>
+          <w:sz w:val="22"/>
+          <w:szCs w:val="22"/>
+        </w:rPr>
+        <w:t xml:space="preserve">Step 4 — vectors. An n-vector x is an n×1 column with entries x₁, …, xₙ. ℝⁿ is the set of all n-vectors of real numbers; ℝ³ means all 3-vectors.</w:t>
+      </w:r>
+    </w:p>
+    <w:p>
+      <w:pPr>
+        <w:pStyle w:val="ListParagraph"/>
+        <w:numPr>
+          <w:ilvl w:val="0"/>
+          <w:numId w:val="2"/>
+        </w:numPr>
+        <w:spacing w:after="80"/>
+      </w:pPr>
+      <w:r>
+        <w:rPr>
+          <w:rFonts w:ascii="Calibri" w:cs="Calibri" w:eastAsia="Calibri" w:hAnsi="Calibri"/>
+          <w:sz w:val="22"/>
+          <w:szCs w:val="22"/>
+        </w:rPr>
+        <w:t xml:space="preserve">Step 5 — unit vector. e^(j) has a 1 in position j and 0 elsewhere. In ℝ³: e^(2) = (0, 1, 0)ᵀ. Again the (2) is a label, not a power.</w:t>
+      </w:r>
+    </w:p>
+    <w:p>
+      <w:pPr>
+        <w:pStyle w:val="ListParagraph"/>
+        <w:numPr>
+          <w:ilvl w:val="0"/>
+          <w:numId w:val="2"/>
+        </w:numPr>
+        <w:spacing w:after="80"/>
+      </w:pPr>
+      <w:r>
+        <w:rPr>
+          <w:rFonts w:ascii="Calibri" w:cs="Calibri" w:eastAsia="Calibri" w:hAnsi="Calibri"/>
+          <w:sz w:val="22"/>
+          <w:szCs w:val="22"/>
+        </w:rPr>
+        <w:t xml:space="preserve">Step 6 — sum and scaling are entry by entry: (A+B)_ij = a_ij + b_ij (sizes must be equal), (cA)_ij = c·a_ij. Example: 2·[[3,1],[0,−1]] = [[6,2],[0,−2]].</w:t>
       </w:r>
     </w:p>
     <w:p>
@@ -377,61 +449,97 @@
           <w:sz w:val="22"/>
           <w:szCs w:val="22"/>
         </w:rPr>
-        <w:t xml:space="preserve">Time: about 3 min.</w:t>
-      </w:r>
-    </w:p>
-    <w:p>
-      <w:pPr>
-        <w:pStyle w:val="ListParagraph"/>
-        <w:numPr>
-          <w:ilvl w:val="0"/>
-          <w:numId w:val="2"/>
-        </w:numPr>
-        <w:spacing w:after="80"/>
-      </w:pPr>
-      <w:r>
-        <w:rPr>
-          <w:rFonts w:ascii="Calibri" w:cs="Calibri" w:eastAsia="Calibri" w:hAnsi="Calibri"/>
-          <w:sz w:val="22"/>
-          <w:szCs w:val="22"/>
-        </w:rPr>
-        <w:t xml:space="preserve">Sizes first: columns of A = entries of x; the result has m entries.</w:t>
-      </w:r>
-    </w:p>
-    <w:p>
-      <w:pPr>
-        <w:pStyle w:val="ListParagraph"/>
-        <w:numPr>
-          <w:ilvl w:val="0"/>
-          <w:numId w:val="2"/>
-        </w:numPr>
-        <w:spacing w:after="80"/>
-      </w:pPr>
-      <w:r>
-        <w:rPr>
-          <w:rFonts w:ascii="Calibri" w:cs="Calibri" w:eastAsia="Calibri" w:hAnsi="Calibri"/>
-          <w:sz w:val="22"/>
-          <w:szCs w:val="22"/>
-        </w:rPr>
-        <w:t xml:space="preserve">View A: y_i = Σ_j a_ij x_j, the dot product of row i with x. View B: y = x₁a^(1) + … + x_n a^(n), a combination of the columns with the entries of x as coefficients.</w:t>
-      </w:r>
-    </w:p>
-    <w:p>
-      <w:pPr>
-        <w:pStyle w:val="ListParagraph"/>
-        <w:numPr>
-          <w:ilvl w:val="0"/>
-          <w:numId w:val="2"/>
-        </w:numPr>
-        <w:spacing w:after="80"/>
-      </w:pPr>
-      <w:r>
-        <w:rPr>
-          <w:rFonts w:ascii="Calibri" w:cs="Calibri" w:eastAsia="Calibri" w:hAnsi="Calibri"/>
-          <w:sz w:val="22"/>
-          <w:szCs w:val="22"/>
-        </w:rPr>
-        <w:t xml:space="preserve">Both give the same vector. The rest of the lecture switches between them.</w:t>
+        <w:t xml:space="preserve">Goal: define y = Ax in two ways and promise they agree. Slide 5 proves it with numbers.</w:t>
+      </w:r>
+    </w:p>
+    <w:p>
+      <w:pPr>
+        <w:pStyle w:val="ListParagraph"/>
+        <w:numPr>
+          <w:ilvl w:val="0"/>
+          <w:numId w:val="2"/>
+        </w:numPr>
+        <w:spacing w:after="80"/>
+      </w:pPr>
+      <w:r>
+        <w:rPr>
+          <w:rFonts w:ascii="Calibri" w:cs="Calibri" w:eastAsia="Calibri" w:hAnsi="Calibri"/>
+          <w:sz w:val="22"/>
+          <w:szCs w:val="22"/>
+        </w:rPr>
+        <w:t xml:space="preserve">Step 1 — sizes first. A is m×n, x must have n entries (columns of A = entries of x). The result y has m entries. A 2×3 matrix needs a 3-vector and gives a 2-vector.</w:t>
+      </w:r>
+    </w:p>
+    <w:p>
+      <w:pPr>
+        <w:pStyle w:val="ListParagraph"/>
+        <w:numPr>
+          <w:ilvl w:val="0"/>
+          <w:numId w:val="2"/>
+        </w:numPr>
+        <w:spacing w:after="80"/>
+      </w:pPr>
+      <w:r>
+        <w:rPr>
+          <w:rFonts w:ascii="Calibri" w:cs="Calibri" w:eastAsia="Calibri" w:hAnsi="Calibri"/>
+          <w:sz w:val="22"/>
+          <w:szCs w:val="22"/>
+        </w:rPr>
+        <w:t xml:space="preserve">Step 2 — notation on the slide. A dot product of two n-vectors is u·v = u₁v₁ + u₂v₂ + … + uₙvₙ (multiply matching entries, then add). Σ_{j=1}^{n} means “add the terms for j = 1, 2, …, n”. Example: (3, 1, −1)·(2, −1, −4) = 3(2) + 1(−1) + (−1)(−4) = 6 − 1 + 4 = 9. (This line is now on the slide.)</w:t>
+      </w:r>
+    </w:p>
+    <w:p>
+      <w:pPr>
+        <w:pStyle w:val="ListParagraph"/>
+        <w:numPr>
+          <w:ilvl w:val="0"/>
+          <w:numId w:val="2"/>
+        </w:numPr>
+        <w:spacing w:after="80"/>
+      </w:pPr>
+      <w:r>
+        <w:rPr>
+          <w:rFonts w:ascii="Calibri" w:cs="Calibri" w:eastAsia="Calibri" w:hAnsi="Calibri"/>
+          <w:sz w:val="22"/>
+          <w:szCs w:val="22"/>
+        </w:rPr>
+        <w:t xml:space="preserve">Step 3 — View A (rows): y_i = Σ_j a_ij x_j. Fix i and run j from 1 to n: y_i = a_i1 x₁ + a_i2 x₂ + … + a_in xₙ. In words: row i of A dotted with x.</w:t>
+      </w:r>
+    </w:p>
+    <w:p>
+      <w:pPr>
+        <w:pStyle w:val="ListParagraph"/>
+        <w:numPr>
+          <w:ilvl w:val="0"/>
+          <w:numId w:val="2"/>
+        </w:numPr>
+        <w:spacing w:after="80"/>
+      </w:pPr>
+      <w:r>
+        <w:rPr>
+          <w:rFonts w:ascii="Calibri" w:cs="Calibri" w:eastAsia="Calibri" w:hAnsi="Calibri"/>
+          <w:sz w:val="22"/>
+          <w:szCs w:val="22"/>
+        </w:rPr>
+        <w:t xml:space="preserve">Step 4 — View B (columns): y = x₁a^(1) + x₂a^(2) + … + xₙa^(n). Each entry of x is the coefficient of one column. y is a linear combination of the columns of A.</w:t>
+      </w:r>
+    </w:p>
+    <w:p>
+      <w:pPr>
+        <w:pStyle w:val="ListParagraph"/>
+        <w:numPr>
+          <w:ilvl w:val="0"/>
+          <w:numId w:val="2"/>
+        </w:numPr>
+        <w:spacing w:after="80"/>
+      </w:pPr>
+      <w:r>
+        <w:rPr>
+          <w:rFonts w:ascii="Calibri" w:cs="Calibri" w:eastAsia="Calibri" w:hAnsi="Calibri"/>
+          <w:sz w:val="22"/>
+          <w:szCs w:val="22"/>
+        </w:rPr>
+        <w:t xml:space="preserve">Step 5 — why they agree: entry i of the View B sum is x₁a_i1 + x₂a_i2 + … + xₙa_in, which is exactly the View A formula. Same numbers, grouped by columns instead of by rows.</w:t>
       </w:r>
     </w:p>
     <w:p>
@@ -479,89 +587,133 @@
           <w:sz w:val="22"/>
           <w:szCs w:val="22"/>
         </w:rPr>
-        <w:t xml:space="preserve">Time: about 4 min.</w:t>
-      </w:r>
-    </w:p>
-    <w:p>
-      <w:pPr>
-        <w:pStyle w:val="ListParagraph"/>
-        <w:numPr>
-          <w:ilvl w:val="0"/>
-          <w:numId w:val="2"/>
-        </w:numPr>
-        <w:spacing w:after="80"/>
-      </w:pPr>
-      <w:r>
-        <w:rPr>
-          <w:rFonts w:ascii="Calibri" w:cs="Calibri" w:eastAsia="Calibri" w:hAnsi="Calibri"/>
-          <w:sz w:val="22"/>
-          <w:szCs w:val="22"/>
-        </w:rPr>
-        <w:t xml:space="preserve">A = [[3,1,−1],[2,−1,5]] is 2×3, x = (2,−1,−4)ᵀ has 3 entries, so y has 2 entries.</w:t>
-      </w:r>
-    </w:p>
-    <w:p>
-      <w:pPr>
-        <w:pStyle w:val="ListParagraph"/>
-        <w:numPr>
-          <w:ilvl w:val="0"/>
-          <w:numId w:val="2"/>
-        </w:numPr>
-        <w:spacing w:after="80"/>
-      </w:pPr>
-      <w:r>
-        <w:rPr>
-          <w:rFonts w:ascii="Calibri" w:cs="Calibri" w:eastAsia="Calibri" w:hAnsi="Calibri"/>
-          <w:sz w:val="22"/>
-          <w:szCs w:val="22"/>
-        </w:rPr>
-        <w:t xml:space="preserve">Row view: y₁ = 3(2) + 1(−1) + (−1)(−4) = 6 − 1 + 4 = 9. y₂ = 2(2) + (−1)(−1) + 5(−4) = 4 + 1 − 20 = −15.</w:t>
-      </w:r>
-    </w:p>
-    <w:p>
-      <w:pPr>
-        <w:pStyle w:val="ListParagraph"/>
-        <w:numPr>
-          <w:ilvl w:val="0"/>
-          <w:numId w:val="2"/>
-        </w:numPr>
-        <w:spacing w:after="80"/>
-      </w:pPr>
-      <w:r>
-        <w:rPr>
-          <w:rFonts w:ascii="Calibri" w:cs="Calibri" w:eastAsia="Calibri" w:hAnsi="Calibri"/>
-          <w:sz w:val="22"/>
-          <w:szCs w:val="22"/>
-        </w:rPr>
-        <w:t xml:space="preserve">Column view: 2(3,2) = (6,4); −1(1,−1) = (−1,1); −4(−1,5) = (4,−20). Sum = (6−1+4, 4+1−20) = (9,−15). Matches notebook cell 2 (y = [9, −15]).</w:t>
-      </w:r>
-    </w:p>
-    <w:p>
-      <w:pPr>
-        <w:pBdr>
-          <w:left w:val="single" w:color="7A1A1A" w:sz="18" w:space="8"/>
-        </w:pBdr>
-        <w:spacing w:after="140" w:before="100"/>
-        <w:ind w:left="360"/>
-      </w:pPr>
-      <w:r>
-        <w:rPr>
-          <w:rFonts w:ascii="Calibri" w:cs="Calibri" w:eastAsia="Calibri" w:hAnsi="Calibri"/>
-          <w:b/>
-          <w:bCs/>
-          <w:color w:val="7A1A1A"/>
-          <w:sz w:val="22"/>
-          <w:szCs w:val="22"/>
-        </w:rPr>
-        <w:t xml:space="preserve">Common error: </w:t>
-      </w:r>
-      <w:r>
-        <w:rPr>
-          <w:rFonts w:ascii="Calibri" w:cs="Calibri" w:eastAsia="Calibri" w:hAnsi="Calibri"/>
-          <w:sz w:val="22"/>
-          <w:szCs w:val="22"/>
-        </w:rPr>
-        <w:t xml:space="preserve">Dotting the columns of A with x. It is rows with x, or x scaling columns.</w:t>
+        <w:t xml:space="preserve">Data: A = [[3,1,−1],[2,−1,5]] (2×3), x = (2, −1, −4)ᵀ (3 entries). Size check: 3 columns = 3 entries, so y = Ax has 2 entries.</w:t>
+      </w:r>
+    </w:p>
+    <w:p>
+      <w:pPr>
+        <w:pStyle w:val="ListParagraph"/>
+        <w:numPr>
+          <w:ilvl w:val="0"/>
+          <w:numId w:val="2"/>
+        </w:numPr>
+        <w:spacing w:after="80"/>
+      </w:pPr>
+      <w:r>
+        <w:rPr>
+          <w:rFonts w:ascii="Calibri" w:cs="Calibri" w:eastAsia="Calibri" w:hAnsi="Calibri"/>
+          <w:sz w:val="22"/>
+          <w:szCs w:val="22"/>
+        </w:rPr>
+        <w:t xml:space="preserve">Step 1 — row view, y₁ = row 1 · x = (3, 1, −1)·(2, −1, −4). Products: 3·2 = 6; 1·(−1) = −1; (−1)(−4) = +4. Sum: 6 − 1 + 4 = 9.</w:t>
+      </w:r>
+    </w:p>
+    <w:p>
+      <w:pPr>
+        <w:pStyle w:val="ListParagraph"/>
+        <w:numPr>
+          <w:ilvl w:val="0"/>
+          <w:numId w:val="2"/>
+        </w:numPr>
+        <w:spacing w:after="80"/>
+      </w:pPr>
+      <w:r>
+        <w:rPr>
+          <w:rFonts w:ascii="Calibri" w:cs="Calibri" w:eastAsia="Calibri" w:hAnsi="Calibri"/>
+          <w:sz w:val="22"/>
+          <w:szCs w:val="22"/>
+        </w:rPr>
+        <w:t xml:space="preserve">Step 2 — y₂ = row 2 · x = (2, −1, 5)·(2, −1, −4). Products: 2·2 = 4; (−1)(−1) = +1; 5·(−4) = −20. Sum: 4 + 1 − 20 = −15. So y = (9, −15).</w:t>
+      </w:r>
+    </w:p>
+    <w:p>
+      <w:pPr>
+        <w:pStyle w:val="ListParagraph"/>
+        <w:numPr>
+          <w:ilvl w:val="0"/>
+          <w:numId w:val="2"/>
+        </w:numPr>
+        <w:spacing w:after="80"/>
+      </w:pPr>
+      <w:r>
+        <w:rPr>
+          <w:rFonts w:ascii="Calibri" w:cs="Calibri" w:eastAsia="Calibri" w:hAnsi="Calibri"/>
+          <w:sz w:val="22"/>
+          <w:szCs w:val="22"/>
+        </w:rPr>
+        <w:t xml:space="preserve">Step 3 — column view. The columns are a^(1) = (3, 2), a^(2) = (1, −1), a^(3) = (−1, 5); the coefficients are x₁ = 2, x₂ = −1, x₃ = −4.</w:t>
+      </w:r>
+    </w:p>
+    <w:p>
+      <w:pPr>
+        <w:pStyle w:val="ListParagraph"/>
+        <w:numPr>
+          <w:ilvl w:val="0"/>
+          <w:numId w:val="2"/>
+        </w:numPr>
+        <w:spacing w:after="80"/>
+      </w:pPr>
+      <w:r>
+        <w:rPr>
+          <w:rFonts w:ascii="Calibri" w:cs="Calibri" w:eastAsia="Calibri" w:hAnsi="Calibri"/>
+          <w:sz w:val="22"/>
+          <w:szCs w:val="22"/>
+        </w:rPr>
+        <w:t xml:space="preserve">Step 4 — scale each column. 2·(3, 2) = (6, 4). (−1)·(1, −1) = (−1, 1). (−4)·(−1, 5) = (4, −20).</w:t>
+      </w:r>
+    </w:p>
+    <w:p>
+      <w:pPr>
+        <w:pStyle w:val="ListParagraph"/>
+        <w:numPr>
+          <w:ilvl w:val="0"/>
+          <w:numId w:val="2"/>
+        </w:numPr>
+        <w:spacing w:after="80"/>
+      </w:pPr>
+      <w:r>
+        <w:rPr>
+          <w:rFonts w:ascii="Calibri" w:cs="Calibri" w:eastAsia="Calibri" w:hAnsi="Calibri"/>
+          <w:sz w:val="22"/>
+          <w:szCs w:val="22"/>
+        </w:rPr>
+        <w:t xml:space="preserve">Step 5 — add entry by entry. Top: 6 + (−1) + 4 = 9. Bottom: 4 + 1 + (−20) = −15. y = (9, −15).</w:t>
+      </w:r>
+    </w:p>
+    <w:p>
+      <w:pPr>
+        <w:pStyle w:val="ListParagraph"/>
+        <w:numPr>
+          <w:ilvl w:val="0"/>
+          <w:numId w:val="2"/>
+        </w:numPr>
+        <w:spacing w:after="80"/>
+      </w:pPr>
+      <w:r>
+        <w:rPr>
+          <w:rFonts w:ascii="Calibri" w:cs="Calibri" w:eastAsia="Calibri" w:hAnsi="Calibri"/>
+          <w:sz w:val="22"/>
+          <w:szCs w:val="22"/>
+        </w:rPr>
+        <w:t xml:space="preserve">Check: both views give (9, −15), and the notebook prints y = [9, −15].</w:t>
+      </w:r>
+    </w:p>
+    <w:p>
+      <w:pPr>
+        <w:pStyle w:val="ListParagraph"/>
+        <w:numPr>
+          <w:ilvl w:val="0"/>
+          <w:numId w:val="2"/>
+        </w:numPr>
+        <w:spacing w:after="80"/>
+      </w:pPr>
+      <w:r>
+        <w:rPr>
+          <w:rFonts w:ascii="Calibri" w:cs="Calibri" w:eastAsia="Calibri" w:hAnsi="Calibri"/>
+          <w:sz w:val="22"/>
+          <w:szCs w:val="22"/>
+        </w:rPr>
+        <w:t xml:space="preserve">Pitfall: dotting the columns of A with x. Row 1 uses (3, 1, −1), the first ROW; the first column (3, 2) is not even the right length to dot with the 3-vector x.</w:t>
       </w:r>
     </w:p>
     <w:p>
@@ -609,43 +761,61 @@
           <w:sz w:val="22"/>
           <w:szCs w:val="22"/>
         </w:rPr>
-        <w:t xml:space="preserve">Time: about 2 min.</w:t>
-      </w:r>
-    </w:p>
-    <w:p>
-      <w:pPr>
-        <w:pStyle w:val="ListParagraph"/>
-        <w:numPr>
-          <w:ilvl w:val="0"/>
-          <w:numId w:val="2"/>
-        </w:numPr>
-        <w:spacing w:after="80"/>
-      </w:pPr>
-      <w:r>
-        <w:rPr>
-          <w:rFonts w:ascii="Calibri" w:cs="Calibri" w:eastAsia="Calibri" w:hAnsi="Calibri"/>
-          <w:sz w:val="22"/>
-          <w:szCs w:val="22"/>
-        </w:rPr>
-        <w:t xml:space="preserve">Left text lists the three scaled columns; the figure (generated from the same numbers) draws them head to tail: (0,0) → (6,4) → (5,5) → (9,−15).</w:t>
-      </w:r>
-    </w:p>
-    <w:p>
-      <w:pPr>
-        <w:pStyle w:val="ListParagraph"/>
-        <w:numPr>
-          <w:ilvl w:val="0"/>
-          <w:numId w:val="2"/>
-        </w:numPr>
-        <w:spacing w:after="80"/>
-      </w:pPr>
-      <w:r>
-        <w:rPr>
-          <w:rFonts w:ascii="Calibri" w:cs="Calibri" w:eastAsia="Calibri" w:hAnsi="Calibri"/>
-          <w:sz w:val="22"/>
-          <w:szCs w:val="22"/>
-        </w:rPr>
-        <w:t xml:space="preserve">What to notice: the dashed blue arrow, the sum y, ends where the path ends. Ask: why is the orange arrow so long? Because the coefficient −4 multiplies the column (−1,5).</w:t>
+        <w:t xml:space="preserve">Numbers behind the picture (same scaled columns as slide 5): 2a^(1) = (6, 4), −1·a^(2) = (−1, 1), −4a^(3) = (4, −20).</w:t>
+      </w:r>
+    </w:p>
+    <w:p>
+      <w:pPr>
+        <w:pStyle w:val="ListParagraph"/>
+        <w:numPr>
+          <w:ilvl w:val="0"/>
+          <w:numId w:val="2"/>
+        </w:numPr>
+        <w:spacing w:after="80"/>
+      </w:pPr>
+      <w:r>
+        <w:rPr>
+          <w:rFonts w:ascii="Calibri" w:cs="Calibri" w:eastAsia="Calibri" w:hAnsi="Calibri"/>
+          <w:sz w:val="22"/>
+          <w:szCs w:val="22"/>
+        </w:rPr>
+        <w:t xml:space="preserve">Step 1 — head to tail. Start (0,0). Add (6,4): arrive at (6,4). Add (−1,1): 6−1 = 5, 4+1 = 5, arrive at (5,5). Add (4,−20): 5+4 = 9, 5−20 = −15, arrive at (9,−15).</w:t>
+      </w:r>
+    </w:p>
+    <w:p>
+      <w:pPr>
+        <w:pStyle w:val="ListParagraph"/>
+        <w:numPr>
+          <w:ilvl w:val="0"/>
+          <w:numId w:val="2"/>
+        </w:numPr>
+        <w:spacing w:after="80"/>
+      </w:pPr>
+      <w:r>
+        <w:rPr>
+          <w:rFonts w:ascii="Calibri" w:cs="Calibri" w:eastAsia="Calibri" w:hAnsi="Calibri"/>
+          <w:sz w:val="22"/>
+          <w:szCs w:val="22"/>
+        </w:rPr>
+        <w:t xml:space="preserve">Step 2 — the sum y = (9,−15) drawn straight from (0,0) lands at the same point. Lengths for reference: |(6,4)| = √52 = 7.21, |(−1,1)| = √2 = 1.41, |(4,−20)| = √416 = 20.40, |y| = √(81+225) = √306 = 17.49.</w:t>
+      </w:r>
+    </w:p>
+    <w:p>
+      <w:pPr>
+        <w:pStyle w:val="ListParagraph"/>
+        <w:numPr>
+          <w:ilvl w:val="0"/>
+          <w:numId w:val="2"/>
+        </w:numPr>
+        <w:spacing w:after="80"/>
+      </w:pPr>
+      <w:r>
+        <w:rPr>
+          <w:rFonts w:ascii="Calibri" w:cs="Calibri" w:eastAsia="Calibri" w:hAnsi="Calibri"/>
+          <w:sz w:val="22"/>
+          <w:szCs w:val="22"/>
+        </w:rPr>
+        <w:t xml:space="preserve">Point at: the orange arrow is the longest because its coefficient −4 is the biggest in magnitude and it multiplies (−1,5); it also flips the column (−1,5) to (4,−20). The dashed blue arrow is shorter than orange because the green and red pieces pull back the other way.</w:t>
       </w:r>
     </w:p>
     <w:p>
@@ -693,25 +863,61 @@
           <w:sz w:val="22"/>
           <w:szCs w:val="22"/>
         </w:rPr>
-        <w:t xml:space="preserve">Time: about 4 min.</w:t>
-      </w:r>
-    </w:p>
-    <w:p>
-      <w:pPr>
-        <w:pStyle w:val="ListParagraph"/>
-        <w:numPr>
-          <w:ilvl w:val="0"/>
-          <w:numId w:val="2"/>
-        </w:numPr>
-        <w:spacing w:after="80"/>
-      </w:pPr>
-      <w:r>
-        <w:rPr>
-          <w:rFonts w:ascii="Calibri" w:cs="Calibri" w:eastAsia="Calibri" w:hAnsi="Calibri"/>
-          <w:sz w:val="22"/>
-          <w:szCs w:val="22"/>
-        </w:rPr>
-        <w:t xml:space="preserve">Give 3 to 4 minutes. A = [[1,−2,0],[3,1,4]] is 2×3, x = (2,3,−1)ᵀ, so y has 2 entries.</w:t>
+        <w:t xml:space="preserve">Give 3 to 4 minutes. Put the data on the board and nothing else.</w:t>
+      </w:r>
+    </w:p>
+    <w:p>
+      <w:pPr>
+        <w:pStyle w:val="ListParagraph"/>
+        <w:numPr>
+          <w:ilvl w:val="0"/>
+          <w:numId w:val="2"/>
+        </w:numPr>
+        <w:spacing w:after="80"/>
+      </w:pPr>
+      <w:r>
+        <w:rPr>
+          <w:rFonts w:ascii="Calibri" w:cs="Calibri" w:eastAsia="Calibri" w:hAnsi="Calibri"/>
+          <w:sz w:val="22"/>
+          <w:szCs w:val="22"/>
+        </w:rPr>
+        <w:t xml:space="preserve">Data: A = [[1,−2,0],[3,1,4]], x = (2, 3, −1)ᵀ.</w:t>
+      </w:r>
+    </w:p>
+    <w:p>
+      <w:pPr>
+        <w:pStyle w:val="ListParagraph"/>
+        <w:numPr>
+          <w:ilvl w:val="0"/>
+          <w:numId w:val="2"/>
+        </w:numPr>
+        <w:spacing w:after="80"/>
+      </w:pPr>
+      <w:r>
+        <w:rPr>
+          <w:rFonts w:ascii="Calibri" w:cs="Calibri" w:eastAsia="Calibri" w:hAnsi="Calibri"/>
+          <w:sz w:val="22"/>
+          <w:szCs w:val="22"/>
+        </w:rPr>
+        <w:t xml:space="preserve">Prompts to give: (a) sizes: A is 2×3, x has 3 entries, so y has 2 entries. (b) row view: y₁ = 1(2) + (−2)(3) + 0(−1), y₂ = 3(2) + 1(3) + 4(−1). (c) column view: 2·(1,3) + 3·(−2,1) + (−1)·(0,4). (d) the two answers must agree.</w:t>
+      </w:r>
+    </w:p>
+    <w:p>
+      <w:pPr>
+        <w:pStyle w:val="ListParagraph"/>
+        <w:numPr>
+          <w:ilvl w:val="0"/>
+          <w:numId w:val="2"/>
+        </w:numPr>
+        <w:spacing w:after="80"/>
+      </w:pPr>
+      <w:r>
+        <w:rPr>
+          <w:rFonts w:ascii="Calibri" w:cs="Calibri" w:eastAsia="Calibri" w:hAnsi="Calibri"/>
+          <w:sz w:val="22"/>
+          <w:szCs w:val="22"/>
+        </w:rPr>
+        <w:t xml:space="preserve">Walk around and look for: dotting a column with x, forgetting that the sign of x₃ = −1 flips the column (0,4), and adding the wrong entries. Answer on next slide: y = (−4, 5).</w:t>
       </w:r>
     </w:p>
     <w:p>
@@ -759,43 +965,97 @@
           <w:sz w:val="22"/>
           <w:szCs w:val="22"/>
         </w:rPr>
-        <w:t xml:space="preserve">Time: about 2 min.</w:t>
-      </w:r>
-    </w:p>
-    <w:p>
-      <w:pPr>
-        <w:pStyle w:val="ListParagraph"/>
-        <w:numPr>
-          <w:ilvl w:val="0"/>
-          <w:numId w:val="2"/>
-        </w:numPr>
-        <w:spacing w:after="80"/>
-      </w:pPr>
-      <w:r>
-        <w:rPr>
-          <w:rFonts w:ascii="Calibri" w:cs="Calibri" w:eastAsia="Calibri" w:hAnsi="Calibri"/>
-          <w:sz w:val="22"/>
-          <w:szCs w:val="22"/>
-        </w:rPr>
-        <w:t xml:space="preserve">Row view: y₁ = 1(2) + (−2)(3) + 0(−1) = 2 − 6 + 0 = −4; y₂ = 3(2) + 1(3) + 4(−1) = 6 + 3 − 4 = 5.</w:t>
-      </w:r>
-    </w:p>
-    <w:p>
-      <w:pPr>
-        <w:pStyle w:val="ListParagraph"/>
-        <w:numPr>
-          <w:ilvl w:val="0"/>
-          <w:numId w:val="2"/>
-        </w:numPr>
-        <w:spacing w:after="80"/>
-      </w:pPr>
-      <w:r>
-        <w:rPr>
-          <w:rFonts w:ascii="Calibri" w:cs="Calibri" w:eastAsia="Calibri" w:hAnsi="Calibri"/>
-          <w:sz w:val="22"/>
-          <w:szCs w:val="22"/>
-        </w:rPr>
-        <w:t xml:space="preserve">Column view: 2(1,3) + 3(−2,1) − 1(0,4) = (2,6) + (−6,3) + (0,−4) = (−4,5). Answer y = (−4,5) both ways.</w:t>
+        <w:t xml:space="preserve">Step 1 — sizes. A is 2×3 and x has 3 entries, so y has 2 entries.</w:t>
+      </w:r>
+    </w:p>
+    <w:p>
+      <w:pPr>
+        <w:pStyle w:val="ListParagraph"/>
+        <w:numPr>
+          <w:ilvl w:val="0"/>
+          <w:numId w:val="2"/>
+        </w:numPr>
+        <w:spacing w:after="80"/>
+      </w:pPr>
+      <w:r>
+        <w:rPr>
+          <w:rFonts w:ascii="Calibri" w:cs="Calibri" w:eastAsia="Calibri" w:hAnsi="Calibri"/>
+          <w:sz w:val="22"/>
+          <w:szCs w:val="22"/>
+        </w:rPr>
+        <w:t xml:space="preserve">Step 2 — row view, y₁ = (1, −2, 0)·(2, 3, −1). Products: 1·2 = 2; (−2)(3) = −6; 0·(−1) = 0. Sum: 2 − 6 + 0 = −4.</w:t>
+      </w:r>
+    </w:p>
+    <w:p>
+      <w:pPr>
+        <w:pStyle w:val="ListParagraph"/>
+        <w:numPr>
+          <w:ilvl w:val="0"/>
+          <w:numId w:val="2"/>
+        </w:numPr>
+        <w:spacing w:after="80"/>
+      </w:pPr>
+      <w:r>
+        <w:rPr>
+          <w:rFonts w:ascii="Calibri" w:cs="Calibri" w:eastAsia="Calibri" w:hAnsi="Calibri"/>
+          <w:sz w:val="22"/>
+          <w:szCs w:val="22"/>
+        </w:rPr>
+        <w:t xml:space="preserve">Step 3 — y₂ = (3, 1, 4)·(2, 3, −1). Products: 3·2 = 6; 1·3 = 3; 4·(−1) = −4. Sum: 6 + 3 − 4 = 5.</w:t>
+      </w:r>
+    </w:p>
+    <w:p>
+      <w:pPr>
+        <w:pStyle w:val="ListParagraph"/>
+        <w:numPr>
+          <w:ilvl w:val="0"/>
+          <w:numId w:val="2"/>
+        </w:numPr>
+        <w:spacing w:after="80"/>
+      </w:pPr>
+      <w:r>
+        <w:rPr>
+          <w:rFonts w:ascii="Calibri" w:cs="Calibri" w:eastAsia="Calibri" w:hAnsi="Calibri"/>
+          <w:sz w:val="22"/>
+          <w:szCs w:val="22"/>
+        </w:rPr>
+        <w:t xml:space="preserve">Step 4 — column view. 2·(1,3) = (2,6). 3·(−2,1) = (−6,3). (−1)·(0,4) = (0,−4).</w:t>
+      </w:r>
+    </w:p>
+    <w:p>
+      <w:pPr>
+        <w:pStyle w:val="ListParagraph"/>
+        <w:numPr>
+          <w:ilvl w:val="0"/>
+          <w:numId w:val="2"/>
+        </w:numPr>
+        <w:spacing w:after="80"/>
+      </w:pPr>
+      <w:r>
+        <w:rPr>
+          <w:rFonts w:ascii="Calibri" w:cs="Calibri" w:eastAsia="Calibri" w:hAnsi="Calibri"/>
+          <w:sz w:val="22"/>
+          <w:szCs w:val="22"/>
+        </w:rPr>
+        <w:t xml:space="preserve">Step 5 — add. Top: 2 − 6 + 0 = −4. Bottom: 6 + 3 − 4 = 5. y = (−4, 5).</w:t>
+      </w:r>
+    </w:p>
+    <w:p>
+      <w:pPr>
+        <w:pStyle w:val="ListParagraph"/>
+        <w:numPr>
+          <w:ilvl w:val="0"/>
+          <w:numId w:val="2"/>
+        </w:numPr>
+        <w:spacing w:after="80"/>
+      </w:pPr>
+      <w:r>
+        <w:rPr>
+          <w:rFonts w:ascii="Calibri" w:cs="Calibri" w:eastAsia="Calibri" w:hAnsi="Calibri"/>
+          <w:sz w:val="22"/>
+          <w:szCs w:val="22"/>
+        </w:rPr>
+        <w:t xml:space="preserve">Check: both views give (−4, 5).</w:t>
       </w:r>
     </w:p>
     <w:p>
@@ -843,43 +1103,151 @@
           <w:sz w:val="22"/>
           <w:szCs w:val="22"/>
         </w:rPr>
-        <w:t xml:space="preserve">Time: about 3 min.</w:t>
-      </w:r>
-    </w:p>
-    <w:p>
-      <w:pPr>
-        <w:pStyle w:val="ListParagraph"/>
-        <w:numPr>
-          <w:ilvl w:val="0"/>
-          <w:numId w:val="2"/>
-        </w:numPr>
-        <w:spacing w:after="80"/>
-      </w:pPr>
-      <w:r>
-        <w:rPr>
-          <w:rFonts w:ascii="Calibri" w:cs="Calibri" w:eastAsia="Calibri" w:hAnsi="Calibri"/>
-          <w:sz w:val="22"/>
-          <w:szCs w:val="22"/>
-        </w:rPr>
-        <w:t xml:space="preserve">A(c₁x⁽¹⁾ + c₂x⁽²⁾) = c₁Ax⁽¹⁾ + c₂Ax⁽²⁾ for scalars c₁, c₂ and any two n-vectors. An m×n matrix is a linear transformation ℝⁿ → ℝᵐ (a “linear system”).</w:t>
-      </w:r>
-    </w:p>
-    <w:p>
-      <w:pPr>
-        <w:pStyle w:val="ListParagraph"/>
-        <w:numPr>
-          <w:ilvl w:val="0"/>
-          <w:numId w:val="2"/>
-        </w:numPr>
-        <w:spacing w:after="80"/>
-      </w:pPr>
-      <w:r>
-        <w:rPr>
-          <w:rFonts w:ascii="Calibri" w:cs="Calibri" w:eastAsia="Calibri" w:hAnsi="Calibri"/>
-          <w:sz w:val="22"/>
-          <w:szCs w:val="22"/>
-        </w:rPr>
-        <w:t xml:space="preserve">Walk the one-line proof for entry i: distribute a_ij over the sum, split into two sums, recognise each as an entry of Ax⁽¹⁾ or Ax⁽²⁾.</w:t>
+        <w:t xml:space="preserve">Goal: show that A respects scaling and addition: A(c₁x⁽¹⁾ + c₂x⁽²⁾) = c₁Ax⁽¹⁾ + c₂Ax⁽²⁾.</w:t>
+      </w:r>
+    </w:p>
+    <w:p>
+      <w:pPr>
+        <w:pStyle w:val="ListParagraph"/>
+        <w:numPr>
+          <w:ilvl w:val="0"/>
+          <w:numId w:val="2"/>
+        </w:numPr>
+        <w:spacing w:after="80"/>
+      </w:pPr>
+      <w:r>
+        <w:rPr>
+          <w:rFonts w:ascii="Calibri" w:cs="Calibri" w:eastAsia="Calibri" w:hAnsi="Calibri"/>
+          <w:sz w:val="22"/>
+          <w:szCs w:val="22"/>
+        </w:rPr>
+        <w:t xml:space="preserve">Notation: c₁, c₂ are numbers. x⁽¹⁾ and x⁽²⁾ are two different n-vectors; the superscript in parentheses is a label, not a power. x_j⁽¹⁾ is entry j of x⁽¹⁾. ℝⁿ → ℝᵐ means: takes an n-vector in, gives an m-vector out.</w:t>
+      </w:r>
+    </w:p>
+    <w:p>
+      <w:pPr>
+        <w:pStyle w:val="ListParagraph"/>
+        <w:numPr>
+          <w:ilvl w:val="0"/>
+          <w:numId w:val="2"/>
+        </w:numPr>
+        <w:spacing w:after="80"/>
+      </w:pPr>
+      <w:r>
+        <w:rPr>
+          <w:rFonts w:ascii="Calibri" w:cs="Calibri" w:eastAsia="Calibri" w:hAnsi="Calibri"/>
+          <w:sz w:val="22"/>
+          <w:szCs w:val="22"/>
+        </w:rPr>
+        <w:t xml:space="preserve">Step 1 — look at entry i of the left side. The combination c₁x⁽¹⁾ + c₂x⁽²⁾ has entry j equal to c₁x_j⁽¹⁾ + c₂x_j⁽²⁾.</w:t>
+      </w:r>
+    </w:p>
+    <w:p>
+      <w:pPr>
+        <w:pStyle w:val="ListParagraph"/>
+        <w:numPr>
+          <w:ilvl w:val="0"/>
+          <w:numId w:val="2"/>
+        </w:numPr>
+        <w:spacing w:after="80"/>
+      </w:pPr>
+      <w:r>
+        <w:rPr>
+          <w:rFonts w:ascii="Calibri" w:cs="Calibri" w:eastAsia="Calibri" w:hAnsi="Calibri"/>
+          <w:sz w:val="22"/>
+          <w:szCs w:val="22"/>
+        </w:rPr>
+        <w:t xml:space="preserve">Step 2 — apply the row formula: entry i of A(·) is Σ_j a_ij (c₁x_j⁽¹⁾ + c₂x_j⁽²⁾).</w:t>
+      </w:r>
+    </w:p>
+    <w:p>
+      <w:pPr>
+        <w:pStyle w:val="ListParagraph"/>
+        <w:numPr>
+          <w:ilvl w:val="0"/>
+          <w:numId w:val="2"/>
+        </w:numPr>
+        <w:spacing w:after="80"/>
+      </w:pPr>
+      <w:r>
+        <w:rPr>
+          <w:rFonts w:ascii="Calibri" w:cs="Calibri" w:eastAsia="Calibri" w:hAnsi="Calibri"/>
+          <w:sz w:val="22"/>
+          <w:szCs w:val="22"/>
+        </w:rPr>
+        <w:t xml:space="preserve">Step 3 — distribute a_ij over the bracket (ordinary arithmetic): Σ_j [c₁ a_ij x_j⁽¹⁾ + c₂ a_ij x_j⁽²⁾].</w:t>
+      </w:r>
+    </w:p>
+    <w:p>
+      <w:pPr>
+        <w:pStyle w:val="ListParagraph"/>
+        <w:numPr>
+          <w:ilvl w:val="0"/>
+          <w:numId w:val="2"/>
+        </w:numPr>
+        <w:spacing w:after="80"/>
+      </w:pPr>
+      <w:r>
+        <w:rPr>
+          <w:rFonts w:ascii="Calibri" w:cs="Calibri" w:eastAsia="Calibri" w:hAnsi="Calibri"/>
+          <w:sz w:val="22"/>
+          <w:szCs w:val="22"/>
+        </w:rPr>
+        <w:t xml:space="preserve">Step 4 — split the sum in two (the sum of a sum is two sums) and pull the constants c₁, c₂ out: c₁ Σ_j a_ij x_j⁽¹⁾ + c₂ Σ_j a_ij x_j⁽²⁾.</w:t>
+      </w:r>
+    </w:p>
+    <w:p>
+      <w:pPr>
+        <w:pStyle w:val="ListParagraph"/>
+        <w:numPr>
+          <w:ilvl w:val="0"/>
+          <w:numId w:val="2"/>
+        </w:numPr>
+        <w:spacing w:after="80"/>
+      </w:pPr>
+      <w:r>
+        <w:rPr>
+          <w:rFonts w:ascii="Calibri" w:cs="Calibri" w:eastAsia="Calibri" w:hAnsi="Calibri"/>
+          <w:sz w:val="22"/>
+          <w:szCs w:val="22"/>
+        </w:rPr>
+        <w:t xml:space="preserve">Step 5 — recognise each sum as entry i of Ax⁽¹⁾ and of Ax⁽²⁾ (the row formula again): = c₁(Ax⁽¹⁾)_i + c₂(Ax⁽²⁾)_i. This is entry i of the right side. Since i was arbitrary, the vectors are equal.</w:t>
+      </w:r>
+    </w:p>
+    <w:p>
+      <w:pPr>
+        <w:pStyle w:val="ListParagraph"/>
+        <w:numPr>
+          <w:ilvl w:val="0"/>
+          <w:numId w:val="2"/>
+        </w:numPr>
+        <w:spacing w:after="80"/>
+      </w:pPr>
+      <w:r>
+        <w:rPr>
+          <w:rFonts w:ascii="Calibri" w:cs="Calibri" w:eastAsia="Calibri" w:hAnsi="Calibri"/>
+          <w:sz w:val="22"/>
+          <w:szCs w:val="22"/>
+        </w:rPr>
+        <w:t xml:space="preserve">Tiny numeric check: A = [[1,2],[0,1]], x⁽¹⁾ = (1,0), x⁽²⁾ = (0,1), c₁ = 2, c₂ = 3. Left: A(2,3) = (1·2+2·3, 0·2+1·3) = (8, 3). Right: 2·A(1,0) + 3·A(0,1) = 2(1,0) + 3(2,1) = (2,0) + (6,3) = (8,3). ✓</w:t>
+      </w:r>
+    </w:p>
+    <w:p>
+      <w:pPr>
+        <w:pStyle w:val="ListParagraph"/>
+        <w:numPr>
+          <w:ilvl w:val="0"/>
+          <w:numId w:val="2"/>
+        </w:numPr>
+        <w:spacing w:after="80"/>
+      </w:pPr>
+      <w:r>
+        <w:rPr>
+          <w:rFonts w:ascii="Calibri" w:cs="Calibri" w:eastAsia="Calibri" w:hAnsi="Calibri"/>
+          <w:sz w:val="22"/>
+          <w:szCs w:val="22"/>
+        </w:rPr>
+        <w:t xml:space="preserve">Say: this is why a matrix is called a linear system. Scale the input and the output scales; add inputs and the outputs add.</w:t>
       </w:r>
     </w:p>
     <w:p>
@@ -927,25 +1295,25 @@
           <w:sz w:val="22"/>
           <w:szCs w:val="22"/>
         </w:rPr>
-        <w:t xml:space="preserve">Time: about 2 min.</w:t>
-      </w:r>
-    </w:p>
-    <w:p>
-      <w:pPr>
-        <w:pStyle w:val="ListParagraph"/>
-        <w:numPr>
-          <w:ilvl w:val="0"/>
-          <w:numId w:val="2"/>
-        </w:numPr>
-        <w:spacing w:after="80"/>
-      </w:pPr>
-      <w:r>
-        <w:rPr>
-          <w:rFonts w:ascii="Calibri" w:cs="Calibri" w:eastAsia="Calibri" w:hAnsi="Calibri"/>
-          <w:sz w:val="22"/>
-          <w:szCs w:val="22"/>
-        </w:rPr>
-        <w:t xml:space="preserve">Au = (−1,4)ᵀ and Av = (5,−2)ᵀ for an unknown 2×n matrix A. Find A(u − 2v). Give 60 to 90 seconds. Stress: do not try to find A.</w:t>
+        <w:t xml:space="preserve">Give 60 to 90 seconds. Board: Au = (−1, 4)ᵀ, Av = (5, −2)ᵀ. A is an unknown 2×n matrix, u and v are two n-vectors.</w:t>
+      </w:r>
+    </w:p>
+    <w:p>
+      <w:pPr>
+        <w:pStyle w:val="ListParagraph"/>
+        <w:numPr>
+          <w:ilvl w:val="0"/>
+          <w:numId w:val="2"/>
+        </w:numPr>
+        <w:spacing w:after="80"/>
+      </w:pPr>
+      <w:r>
+        <w:rPr>
+          <w:rFonts w:ascii="Calibri" w:cs="Calibri" w:eastAsia="Calibri" w:hAnsi="Calibri"/>
+          <w:sz w:val="22"/>
+          <w:szCs w:val="22"/>
+        </w:rPr>
+        <w:t xml:space="preserve">Ask: find A(u − 2v). Hint to say aloud: u − 2v = 1·u + (−2)·v, so the coefficients are c₁ = 1 and c₂ = −2. Do not try to find A. Answer on the next slide: (−11, 8).</w:t>
       </w:r>
     </w:p>
     <w:p>
@@ -993,53 +1361,97 @@
           <w:sz w:val="22"/>
           <w:szCs w:val="22"/>
         </w:rPr>
-        <w:t xml:space="preserve">Time: about 2 min.</w:t>
-      </w:r>
-    </w:p>
-    <w:p>
-      <w:pPr>
-        <w:pStyle w:val="ListParagraph"/>
-        <w:numPr>
-          <w:ilvl w:val="0"/>
-          <w:numId w:val="2"/>
-        </w:numPr>
-        <w:spacing w:after="80"/>
-      </w:pPr>
-      <w:r>
-        <w:rPr>
-          <w:rFonts w:ascii="Calibri" w:cs="Calibri" w:eastAsia="Calibri" w:hAnsi="Calibri"/>
-          <w:sz w:val="22"/>
-          <w:szCs w:val="22"/>
-        </w:rPr>
-        <w:t xml:space="preserve">c₁ = 1, c₂ = −2: A(u − 2v) = Au − 2Av = (−1,4) − 2(5,−2) = (−1,4) − (10,−4) = (−1−10, 4−(−4)) = (−11, 8). Matches notebook cell 2.</w:t>
-      </w:r>
-    </w:p>
-    <w:p>
-      <w:pPr>
-        <w:pBdr>
-          <w:left w:val="single" w:color="7A1A1A" w:sz="18" w:space="8"/>
-        </w:pBdr>
-        <w:spacing w:after="140" w:before="100"/>
-        <w:ind w:left="360"/>
-      </w:pPr>
-      <w:r>
-        <w:rPr>
-          <w:rFonts w:ascii="Calibri" w:cs="Calibri" w:eastAsia="Calibri" w:hAnsi="Calibri"/>
-          <w:b/>
-          <w:bCs/>
-          <w:color w:val="7A1A1A"/>
-          <w:sz w:val="22"/>
-          <w:szCs w:val="22"/>
-        </w:rPr>
-        <w:t xml:space="preserve">Takeaway: </w:t>
-      </w:r>
-      <w:r>
-        <w:rPr>
-          <w:rFonts w:ascii="Calibri" w:cs="Calibri" w:eastAsia="Calibri" w:hAnsi="Calibri"/>
-          <w:sz w:val="22"/>
-          <w:szCs w:val="22"/>
-        </w:rPr>
-        <w:t xml:space="preserve">You never needed A. Knowing A on some inputs fixes it on every linear combination of them.</w:t>
+        <w:t xml:space="preserve">Step 1 — identify the coefficients. u − 2v = c₁u + c₂v with c₁ = 1, c₂ = −2.</w:t>
+      </w:r>
+    </w:p>
+    <w:p>
+      <w:pPr>
+        <w:pStyle w:val="ListParagraph"/>
+        <w:numPr>
+          <w:ilvl w:val="0"/>
+          <w:numId w:val="2"/>
+        </w:numPr>
+        <w:spacing w:after="80"/>
+      </w:pPr>
+      <w:r>
+        <w:rPr>
+          <w:rFonts w:ascii="Calibri" w:cs="Calibri" w:eastAsia="Calibri" w:hAnsi="Calibri"/>
+          <w:sz w:val="22"/>
+          <w:szCs w:val="22"/>
+        </w:rPr>
+        <w:t xml:space="preserve">Step 2 — apply linearity: A(u − 2v) = 1·Au + (−2)·Av = Au − 2Av.</w:t>
+      </w:r>
+    </w:p>
+    <w:p>
+      <w:pPr>
+        <w:pStyle w:val="ListParagraph"/>
+        <w:numPr>
+          <w:ilvl w:val="0"/>
+          <w:numId w:val="2"/>
+        </w:numPr>
+        <w:spacing w:after="80"/>
+      </w:pPr>
+      <w:r>
+        <w:rPr>
+          <w:rFonts w:ascii="Calibri" w:cs="Calibri" w:eastAsia="Calibri" w:hAnsi="Calibri"/>
+          <w:sz w:val="22"/>
+          <w:szCs w:val="22"/>
+        </w:rPr>
+        <w:t xml:space="preserve">Step 3 — substitute the known outputs: Au − 2Av = (−1, 4) − 2(5, −2).</w:t>
+      </w:r>
+    </w:p>
+    <w:p>
+      <w:pPr>
+        <w:pStyle w:val="ListParagraph"/>
+        <w:numPr>
+          <w:ilvl w:val="0"/>
+          <w:numId w:val="2"/>
+        </w:numPr>
+        <w:spacing w:after="80"/>
+      </w:pPr>
+      <w:r>
+        <w:rPr>
+          <w:rFonts w:ascii="Calibri" w:cs="Calibri" w:eastAsia="Calibri" w:hAnsi="Calibri"/>
+          <w:sz w:val="22"/>
+          <w:szCs w:val="22"/>
+        </w:rPr>
+        <w:t xml:space="preserve">Step 4 — scale: 2(5, −2) = (10, −4).</w:t>
+      </w:r>
+    </w:p>
+    <w:p>
+      <w:pPr>
+        <w:pStyle w:val="ListParagraph"/>
+        <w:numPr>
+          <w:ilvl w:val="0"/>
+          <w:numId w:val="2"/>
+        </w:numPr>
+        <w:spacing w:after="80"/>
+      </w:pPr>
+      <w:r>
+        <w:rPr>
+          <w:rFonts w:ascii="Calibri" w:cs="Calibri" w:eastAsia="Calibri" w:hAnsi="Calibri"/>
+          <w:sz w:val="22"/>
+          <w:szCs w:val="22"/>
+        </w:rPr>
+        <w:t xml:space="preserve">Step 5 — subtract entry by entry. Top: −1 − 10 = −11. Bottom: 4 − (−4) = 4 + 4 = 8. Answer (−11, 8).</w:t>
+      </w:r>
+    </w:p>
+    <w:p>
+      <w:pPr>
+        <w:pStyle w:val="ListParagraph"/>
+        <w:numPr>
+          <w:ilvl w:val="0"/>
+          <w:numId w:val="2"/>
+        </w:numPr>
+        <w:spacing w:after="80"/>
+      </w:pPr>
+      <w:r>
+        <w:rPr>
+          <w:rFonts w:ascii="Calibri" w:cs="Calibri" w:eastAsia="Calibri" w:hAnsi="Calibri"/>
+          <w:sz w:val="22"/>
+          <w:szCs w:val="22"/>
+        </w:rPr>
+        <w:t xml:space="preserve">Check: the notebook prints [-11, 8]. Takeaway: you never needed A. Knowing what A does to u and v fixes what it does to every combination c₁u + c₂v.</w:t>
       </w:r>
     </w:p>
     <w:p>
@@ -1087,43 +1499,97 @@
           <w:sz w:val="22"/>
           <w:szCs w:val="22"/>
         </w:rPr>
-        <w:t xml:space="preserve">Time: about 3 min.</w:t>
-      </w:r>
-    </w:p>
-    <w:p>
-      <w:pPr>
-        <w:pStyle w:val="ListParagraph"/>
-        <w:numPr>
-          <w:ilvl w:val="0"/>
-          <w:numId w:val="2"/>
-        </w:numPr>
-        <w:spacing w:after="80"/>
-      </w:pPr>
-      <w:r>
-        <w:rPr>
-          <w:rFonts w:ascii="Calibri" w:cs="Calibri" w:eastAsia="Calibri" w:hAnsi="Calibri"/>
-          <w:sz w:val="22"/>
-          <w:szCs w:val="22"/>
-        </w:rPr>
-        <w:t xml:space="preserve">Any x = x₁e^(1) + … + x_n e^(n). Linearity gives Ax = x₁A(e^(1)) + … + x_n A(e^(n)). Compare with the column view: column j of A is A(e^(j)).</w:t>
-      </w:r>
-    </w:p>
-    <w:p>
-      <w:pPr>
-        <w:pStyle w:val="ListParagraph"/>
-        <w:numPr>
-          <w:ilvl w:val="0"/>
-          <w:numId w:val="2"/>
-        </w:numPr>
-        <w:spacing w:after="80"/>
-      </w:pPr>
-      <w:r>
-        <w:rPr>
-          <w:rFonts w:ascii="Calibri" w:cs="Calibri" w:eastAsia="Calibri" w:hAnsi="Calibri"/>
-          <w:sz w:val="22"/>
-          <w:szCs w:val="22"/>
-        </w:rPr>
-        <w:t xml:space="preserve">Recipe: feed the standard basis in, stack the outputs as columns.</w:t>
+        <w:t xml:space="preserve">Goal: the columns of A are exactly where the unit vectors land.</w:t>
+      </w:r>
+    </w:p>
+    <w:p>
+      <w:pPr>
+        <w:pStyle w:val="ListParagraph"/>
+        <w:numPr>
+          <w:ilvl w:val="0"/>
+          <w:numId w:val="2"/>
+        </w:numPr>
+        <w:spacing w:after="80"/>
+      </w:pPr>
+      <w:r>
+        <w:rPr>
+          <w:rFonts w:ascii="Calibri" w:cs="Calibri" w:eastAsia="Calibri" w:hAnsi="Calibri"/>
+          <w:sz w:val="22"/>
+          <w:szCs w:val="22"/>
+        </w:rPr>
+        <w:t xml:space="preserve">Step 1 — write any x as a combination of unit vectors: x = x₁e^(1) + x₂e^(2) + … + xₙe^(n). The coefficients are the entries of x. Example in ℝ³: (2, −1, 3) = 2(1,0,0) + (−1)(0,1,0) + 3(0,0,1).</w:t>
+      </w:r>
+    </w:p>
+    <w:p>
+      <w:pPr>
+        <w:pStyle w:val="ListParagraph"/>
+        <w:numPr>
+          <w:ilvl w:val="0"/>
+          <w:numId w:val="2"/>
+        </w:numPr>
+        <w:spacing w:after="80"/>
+      </w:pPr>
+      <w:r>
+        <w:rPr>
+          <w:rFonts w:ascii="Calibri" w:cs="Calibri" w:eastAsia="Calibri" w:hAnsi="Calibri"/>
+          <w:sz w:val="22"/>
+          <w:szCs w:val="22"/>
+        </w:rPr>
+        <w:t xml:space="preserve">Step 2 — apply A and use linearity (slide 9, with n terms): Ax = x₁A(e^(1)) + x₂A(e^(2)) + … + xₙA(e^(n)).</w:t>
+      </w:r>
+    </w:p>
+    <w:p>
+      <w:pPr>
+        <w:pStyle w:val="ListParagraph"/>
+        <w:numPr>
+          <w:ilvl w:val="0"/>
+          <w:numId w:val="2"/>
+        </w:numPr>
+        <w:spacing w:after="80"/>
+      </w:pPr>
+      <w:r>
+        <w:rPr>
+          <w:rFonts w:ascii="Calibri" w:cs="Calibri" w:eastAsia="Calibri" w:hAnsi="Calibri"/>
+          <w:sz w:val="22"/>
+          <w:szCs w:val="22"/>
+        </w:rPr>
+        <w:t xml:space="preserve">Step 3 — compare with the column view of slide 4: Ax = x₁a^(1) + … + xₙa^(n). Both formulas hold for every x, so the coefficients match term by term: A(e^(j)) = a^(j), column j of A.</w:t>
+      </w:r>
+    </w:p>
+    <w:p>
+      <w:pPr>
+        <w:pStyle w:val="ListParagraph"/>
+        <w:numPr>
+          <w:ilvl w:val="0"/>
+          <w:numId w:val="2"/>
+        </w:numPr>
+        <w:spacing w:after="80"/>
+      </w:pPr>
+      <w:r>
+        <w:rPr>
+          <w:rFonts w:ascii="Calibri" w:cs="Calibri" w:eastAsia="Calibri" w:hAnsi="Calibri"/>
+          <w:sz w:val="22"/>
+          <w:szCs w:val="22"/>
+        </w:rPr>
+        <w:t xml:space="preserve">Step 4 — recipe: feed the unit vectors in, write the outputs as columns, side by side.</w:t>
+      </w:r>
+    </w:p>
+    <w:p>
+      <w:pPr>
+        <w:pStyle w:val="ListParagraph"/>
+        <w:numPr>
+          <w:ilvl w:val="0"/>
+          <w:numId w:val="2"/>
+        </w:numPr>
+        <w:spacing w:after="80"/>
+      </w:pPr>
+      <w:r>
+        <w:rPr>
+          <w:rFonts w:ascii="Calibri" w:cs="Calibri" w:eastAsia="Calibri" w:hAnsi="Calibri"/>
+          <w:sz w:val="22"/>
+          <w:szCs w:val="22"/>
+        </w:rPr>
+        <w:t xml:space="preserve">Check with next slide's numbers: A(2,−1,3) = 2(3,−1,0) − (−1,5,4) + 3(1,−1,1) = (6,−2,0) + (1,−5,−4) + (3,−3,3) = (10, −10, −1). The same result as multiplying with the matrix.</w:t>
       </w:r>
     </w:p>
     <w:p>
@@ -1171,43 +1637,97 @@
           <w:sz w:val="22"/>
           <w:szCs w:val="22"/>
         </w:rPr>
-        <w:t xml:space="preserve">Time: about 3 min.</w:t>
-      </w:r>
-    </w:p>
-    <w:p>
-      <w:pPr>
-        <w:pStyle w:val="ListParagraph"/>
-        <w:numPr>
-          <w:ilvl w:val="0"/>
-          <w:numId w:val="2"/>
-        </w:numPr>
-        <w:spacing w:after="80"/>
-      </w:pPr>
-      <w:r>
-        <w:rPr>
-          <w:rFonts w:ascii="Calibri" w:cs="Calibri" w:eastAsia="Calibri" w:hAnsi="Calibri"/>
-          <w:sz w:val="22"/>
-          <w:szCs w:val="22"/>
-        </w:rPr>
-        <w:t xml:space="preserve">Notebook cell 4. T(e1) = (3,−1,0), T(e2) = (−1,5,4), T(e3) = (1,−1,1) give A = [[3,−1,1],[−1,5,−1],[0,4,1]].</w:t>
-      </w:r>
-    </w:p>
-    <w:p>
-      <w:pPr>
-        <w:pStyle w:val="ListParagraph"/>
-        <w:numPr>
-          <w:ilvl w:val="0"/>
-          <w:numId w:val="2"/>
-        </w:numPr>
-        <w:spacing w:after="80"/>
-      </w:pPr>
-      <w:r>
-        <w:rPr>
-          <w:rFonts w:ascii="Calibri" w:cs="Calibri" w:eastAsia="Calibri" w:hAnsi="Calibri"/>
-          <w:sz w:val="22"/>
-          <w:szCs w:val="22"/>
-        </w:rPr>
-        <w:t xml:space="preserve">Check: A e2 = column 2 = (−1,5,4). Use it: x = (2,−1,3): 3(2)+(−1)(−1)+1(3) = 10; −1(2)+5(−1)+(−1)(3) = −10; 0(2)+4(−1)+1(3) = −1. Answer (10,−10,−1).</w:t>
+        <w:t xml:space="preserve">Data: T: ℝ³ → ℝ³ means T takes a 3-vector in and gives a 3-vector out. T(e^(1)) = (3,−1,0), T(e^(2)) = (−1,5,4), T(e^(3)) = (1,−1,1).</w:t>
+      </w:r>
+    </w:p>
+    <w:p>
+      <w:pPr>
+        <w:pStyle w:val="ListParagraph"/>
+        <w:numPr>
+          <w:ilvl w:val="0"/>
+          <w:numId w:val="2"/>
+        </w:numPr>
+        <w:spacing w:after="80"/>
+      </w:pPr>
+      <w:r>
+        <w:rPr>
+          <w:rFonts w:ascii="Calibri" w:cs="Calibri" w:eastAsia="Calibri" w:hAnsi="Calibri"/>
+          <w:sz w:val="22"/>
+          <w:szCs w:val="22"/>
+        </w:rPr>
+        <w:t xml:space="preserve">Step 1 — column j of A is T(e^(j)). Column 1 = (3,−1,0), column 2 = (−1,5,4), column 3 = (1,−1,1).</w:t>
+      </w:r>
+    </w:p>
+    <w:p>
+      <w:pPr>
+        <w:pStyle w:val="ListParagraph"/>
+        <w:numPr>
+          <w:ilvl w:val="0"/>
+          <w:numId w:val="2"/>
+        </w:numPr>
+        <w:spacing w:after="80"/>
+      </w:pPr>
+      <w:r>
+        <w:rPr>
+          <w:rFonts w:ascii="Calibri" w:cs="Calibri" w:eastAsia="Calibri" w:hAnsi="Calibri"/>
+          <w:sz w:val="22"/>
+          <w:szCs w:val="22"/>
+        </w:rPr>
+        <w:t xml:space="preserve">Step 2 — place them side by side: A = [[3,−1,1],[−1,5,−1],[0,4,1]]. Row 1 collects the top entries 3, −1, 1; row 2 collects −1, 5, −1; row 3 collects 0, 4, 1.</w:t>
+      </w:r>
+    </w:p>
+    <w:p>
+      <w:pPr>
+        <w:pStyle w:val="ListParagraph"/>
+        <w:numPr>
+          <w:ilvl w:val="0"/>
+          <w:numId w:val="2"/>
+        </w:numPr>
+        <w:spacing w:after="80"/>
+      </w:pPr>
+      <w:r>
+        <w:rPr>
+          <w:rFonts w:ascii="Calibri" w:cs="Calibri" w:eastAsia="Calibri" w:hAnsi="Calibri"/>
+          <w:sz w:val="22"/>
+          <w:szCs w:val="22"/>
+        </w:rPr>
+        <w:t xml:space="preserve">Step 3 — check. A e^(2) = 0·(3,−1,0) + 1·(−1,5,4) + 0·(1,−1,1) = (−1,5,4) = T(e^(2)). ✓</w:t>
+      </w:r>
+    </w:p>
+    <w:p>
+      <w:pPr>
+        <w:pStyle w:val="ListParagraph"/>
+        <w:numPr>
+          <w:ilvl w:val="0"/>
+          <w:numId w:val="2"/>
+        </w:numPr>
+        <w:spacing w:after="80"/>
+      </w:pPr>
+      <w:r>
+        <w:rPr>
+          <w:rFonts w:ascii="Calibri" w:cs="Calibri" w:eastAsia="Calibri" w:hAnsi="Calibri"/>
+          <w:sz w:val="22"/>
+          <w:szCs w:val="22"/>
+        </w:rPr>
+        <w:t xml:space="preserve">Step 4 — use it on x = (2, −1, 3). Row 1: 3(2) + (−1)(−1) + 1(3) = 6 + 1 + 3 = 10. Row 2: (−1)(2) + 5(−1) + (−1)(3) = −2 − 5 − 3 = −10. Row 3: 0(2) + 4(−1) + 1(3) = 0 − 4 + 3 = −1.</w:t>
+      </w:r>
+    </w:p>
+    <w:p>
+      <w:pPr>
+        <w:pStyle w:val="ListParagraph"/>
+        <w:numPr>
+          <w:ilvl w:val="0"/>
+          <w:numId w:val="2"/>
+        </w:numPr>
+        <w:spacing w:after="80"/>
+      </w:pPr>
+      <w:r>
+        <w:rPr>
+          <w:rFonts w:ascii="Calibri" w:cs="Calibri" w:eastAsia="Calibri" w:hAnsi="Calibri"/>
+          <w:sz w:val="22"/>
+          <w:szCs w:val="22"/>
+        </w:rPr>
+        <w:t xml:space="preserve">Answer: Ax = (10, −10, −1). Second method: 2·col1 − col2 + 3·col3 = (6,−2,0) + (1,−5,−4) + (3,−3,3) = (10,−10,−1). ✓</w:t>
       </w:r>
     </w:p>
     <w:p>
@@ -1255,61 +1775,151 @@
           <w:sz w:val="22"/>
           <w:szCs w:val="22"/>
         </w:rPr>
-        <w:t xml:space="preserve">Time: about 4 min.</w:t>
-      </w:r>
-    </w:p>
-    <w:p>
-      <w:pPr>
-        <w:pStyle w:val="ListParagraph"/>
-        <w:numPr>
-          <w:ilvl w:val="0"/>
-          <w:numId w:val="2"/>
-        </w:numPr>
-        <w:spacing w:after="80"/>
-      </w:pPr>
-      <w:r>
-        <w:rPr>
-          <w:rFonts w:ascii="Calibri" w:cs="Calibri" w:eastAsia="Calibri" w:hAnsi="Calibri"/>
-          <w:sz w:val="22"/>
-          <w:szCs w:val="22"/>
-        </w:rPr>
-        <w:t xml:space="preserve">Projection onto the horizontal axis: A e1 = (1,0), A e2 = (0,0), A = [[1,0],[0,0]]. Check A(3,4) = (3,0) (notebook cell 4 also lists (−2,5) → (−2,0)).</w:t>
-      </w:r>
-    </w:p>
-    <w:p>
-      <w:pPr>
-        <w:pStyle w:val="ListParagraph"/>
-        <w:numPr>
-          <w:ilvl w:val="0"/>
-          <w:numId w:val="2"/>
-        </w:numPr>
-        <w:spacing w:after="80"/>
-      </w:pPr>
-      <w:r>
-        <w:rPr>
-          <w:rFonts w:ascii="Calibri" w:cs="Calibri" w:eastAsia="Calibri" w:hAnsi="Calibri"/>
-          <w:sz w:val="22"/>
-          <w:szCs w:val="22"/>
-        </w:rPr>
-        <w:t xml:space="preserve">Rotation by 30° counter-clockwise: e1 goes to (cos30°, sin30°) = (√3/2, 1/2); e2 is at 90° and goes to 120°: (cos120°, sin120°) = (−1/2, √3/2). B = [[√3/2, −1/2],[1/2, √3/2]] ≈ [[0.866, −0.5],[0.5, 0.866]].</w:t>
-      </w:r>
-    </w:p>
-    <w:p>
-      <w:pPr>
-        <w:pStyle w:val="ListParagraph"/>
-        <w:numPr>
-          <w:ilvl w:val="0"/>
-          <w:numId w:val="2"/>
-        </w:numPr>
-        <w:spacing w:after="80"/>
-      </w:pPr>
-      <w:r>
-        <w:rPr>
-          <w:rFonts w:ascii="Calibri" w:cs="Calibri" w:eastAsia="Calibri" w:hAnsi="Calibri"/>
-          <w:sz w:val="22"/>
-          <w:szCs w:val="22"/>
-        </w:rPr>
-        <w:t xml:space="preserve">Check B(1,1) = (√3/2 − 1/2, 1/2 + √3/2) ≈ (0.366, 1.366), as in the notebook.</w:t>
+        <w:t xml:space="preserve">Left half: projection onto the horizontal axis, (x,y) ↦ (x,0). It keeps the x-coordinate and drops y.</w:t>
+      </w:r>
+    </w:p>
+    <w:p>
+      <w:pPr>
+        <w:pStyle w:val="ListParagraph"/>
+        <w:numPr>
+          <w:ilvl w:val="0"/>
+          <w:numId w:val="2"/>
+        </w:numPr>
+        <w:spacing w:after="80"/>
+      </w:pPr>
+      <w:r>
+        <w:rPr>
+          <w:rFonts w:ascii="Calibri" w:cs="Calibri" w:eastAsia="Calibri" w:hAnsi="Calibri"/>
+          <w:sz w:val="22"/>
+          <w:szCs w:val="22"/>
+        </w:rPr>
+        <w:t xml:space="preserve">Step 1 — images. e^(1) = (1,0) ↦ (1,0). e^(2) = (0,1) ↦ (0,0).</w:t>
+      </w:r>
+    </w:p>
+    <w:p>
+      <w:pPr>
+        <w:pStyle w:val="ListParagraph"/>
+        <w:numPr>
+          <w:ilvl w:val="0"/>
+          <w:numId w:val="2"/>
+        </w:numPr>
+        <w:spacing w:after="80"/>
+      </w:pPr>
+      <w:r>
+        <w:rPr>
+          <w:rFonts w:ascii="Calibri" w:cs="Calibri" w:eastAsia="Calibri" w:hAnsi="Calibri"/>
+          <w:sz w:val="22"/>
+          <w:szCs w:val="22"/>
+        </w:rPr>
+        <w:t xml:space="preserve">Step 2 — columns: A = [[1,0],[0,0]].</w:t>
+      </w:r>
+    </w:p>
+    <w:p>
+      <w:pPr>
+        <w:pStyle w:val="ListParagraph"/>
+        <w:numPr>
+          <w:ilvl w:val="0"/>
+          <w:numId w:val="2"/>
+        </w:numPr>
+        <w:spacing w:after="80"/>
+      </w:pPr>
+      <w:r>
+        <w:rPr>
+          <w:rFonts w:ascii="Calibri" w:cs="Calibri" w:eastAsia="Calibri" w:hAnsi="Calibri"/>
+          <w:sz w:val="22"/>
+          <w:szCs w:val="22"/>
+        </w:rPr>
+        <w:t xml:space="preserve">Step 3 — check on (3,4): row 1: 1(3) + 0(4) = 3; row 2: 0(3) + 0(4) = 0. Result (3,0). ✓ The notebook also lists (−2,5) ↦ (−2,0).</w:t>
+      </w:r>
+    </w:p>
+    <w:p>
+      <w:pPr>
+        <w:pStyle w:val="ListParagraph"/>
+        <w:numPr>
+          <w:ilvl w:val="0"/>
+          <w:numId w:val="2"/>
+        </w:numPr>
+        <w:spacing w:after="80"/>
+      </w:pPr>
+      <w:r>
+        <w:rPr>
+          <w:rFonts w:ascii="Calibri" w:cs="Calibri" w:eastAsia="Calibri" w:hAnsi="Calibri"/>
+          <w:sz w:val="22"/>
+          <w:szCs w:val="22"/>
+        </w:rPr>
+        <w:t xml:space="preserve">Right half: counter-clockwise rotation by 30° = π/6 rad. A point at angle θ on the unit circle is (cos θ, sin θ).</w:t>
+      </w:r>
+    </w:p>
+    <w:p>
+      <w:pPr>
+        <w:pStyle w:val="ListParagraph"/>
+        <w:numPr>
+          <w:ilvl w:val="0"/>
+          <w:numId w:val="2"/>
+        </w:numPr>
+        <w:spacing w:after="80"/>
+      </w:pPr>
+      <w:r>
+        <w:rPr>
+          <w:rFonts w:ascii="Calibri" w:cs="Calibri" w:eastAsia="Calibri" w:hAnsi="Calibri"/>
+          <w:sz w:val="22"/>
+          <w:szCs w:val="22"/>
+        </w:rPr>
+        <w:t xml:space="preserve">Step 4 — e^(1) is at angle 0°, rotated to 30°: (cos 30°, sin 30°) = (√3/2, 1/2) = (0.866, 0.5).</w:t>
+      </w:r>
+    </w:p>
+    <w:p>
+      <w:pPr>
+        <w:pStyle w:val="ListParagraph"/>
+        <w:numPr>
+          <w:ilvl w:val="0"/>
+          <w:numId w:val="2"/>
+        </w:numPr>
+        <w:spacing w:after="80"/>
+      </w:pPr>
+      <w:r>
+        <w:rPr>
+          <w:rFonts w:ascii="Calibri" w:cs="Calibri" w:eastAsia="Calibri" w:hAnsi="Calibri"/>
+          <w:sz w:val="22"/>
+          <w:szCs w:val="22"/>
+        </w:rPr>
+        <w:t xml:space="preserve">Step 5 — e^(2) is at angle 90°, rotated to 120°: (cos 120°, sin 120°). cos 120° = −cos 60° = −1/2 (second quadrant, x negative); sin 120° = sin 60° = √3/2. So (−0.5, 0.866).</w:t>
+      </w:r>
+    </w:p>
+    <w:p>
+      <w:pPr>
+        <w:pStyle w:val="ListParagraph"/>
+        <w:numPr>
+          <w:ilvl w:val="0"/>
+          <w:numId w:val="2"/>
+        </w:numPr>
+        <w:spacing w:after="80"/>
+      </w:pPr>
+      <w:r>
+        <w:rPr>
+          <w:rFonts w:ascii="Calibri" w:cs="Calibri" w:eastAsia="Calibri" w:hAnsi="Calibri"/>
+          <w:sz w:val="22"/>
+          <w:szCs w:val="22"/>
+        </w:rPr>
+        <w:t xml:space="preserve">Step 6 — columns: B = [[√3/2, −1/2],[1/2, √3/2]] ≈ [[0.866, −0.5],[0.5, 0.866]].</w:t>
+      </w:r>
+    </w:p>
+    <w:p>
+      <w:pPr>
+        <w:pStyle w:val="ListParagraph"/>
+        <w:numPr>
+          <w:ilvl w:val="0"/>
+          <w:numId w:val="2"/>
+        </w:numPr>
+        <w:spacing w:after="80"/>
+      </w:pPr>
+      <w:r>
+        <w:rPr>
+          <w:rFonts w:ascii="Calibri" w:cs="Calibri" w:eastAsia="Calibri" w:hAnsi="Calibri"/>
+          <w:sz w:val="22"/>
+          <w:szCs w:val="22"/>
+        </w:rPr>
+        <w:t xml:space="preserve">Step 7 — check on (1,1): top = 0.866(1) + (−0.5)(1) = 0.366; bottom = 0.5(1) + 0.866(1) = 1.366. Also (1,1) is the sum e^(1)+e^(2), so the image is the sum of the two columns: (0.866−0.5, 0.5+0.866) ✓. Its length is √(0.366²+1.366²) = √2 = 1.414, same as |(1,1)|: rotations keep length.</w:t>
       </w:r>
     </w:p>
     <w:p>
@@ -1357,43 +1967,61 @@
           <w:sz w:val="22"/>
           <w:szCs w:val="22"/>
         </w:rPr>
-        <w:t xml:space="preserve">Time: about 2 min.</w:t>
-      </w:r>
-    </w:p>
-    <w:p>
-      <w:pPr>
-        <w:pStyle w:val="ListParagraph"/>
-        <w:numPr>
-          <w:ilvl w:val="0"/>
-          <w:numId w:val="2"/>
-        </w:numPr>
-        <w:spacing w:after="80"/>
-      </w:pPr>
-      <w:r>
-        <w:rPr>
-          <w:rFonts w:ascii="Calibri" w:cs="Calibri" w:eastAsia="Calibri" w:hAnsi="Calibri"/>
-          <w:sz w:val="22"/>
-          <w:szCs w:val="22"/>
-        </w:rPr>
-        <w:t xml:space="preserve">Notebook cell 5 figure. Red arrow = column 1, green arrow = column 2, blue parallelogram = image of the gray unit square.</w:t>
-      </w:r>
-    </w:p>
-    <w:p>
-      <w:pPr>
-        <w:pStyle w:val="ListParagraph"/>
-        <w:numPr>
-          <w:ilvl w:val="0"/>
-          <w:numId w:val="2"/>
-        </w:numPr>
-        <w:spacing w:after="80"/>
-      </w:pPr>
-      <w:r>
-        <w:rPr>
-          <w:rFonts w:ascii="Calibri" w:cs="Calibri" w:eastAsia="Calibri" w:hAnsi="Calibri"/>
-          <w:sz w:val="22"/>
-          <w:szCs w:val="22"/>
-        </w:rPr>
-        <w:t xml:space="preserve">Projection: green arrow is zero, square collapses to the x-axis. Rotation: arrows end at (0.866, 0.5) and (−0.5, 0.866), the columns of B. Scaling diag(2, 0.5): columns (2,0) and (0,0.5).</w:t>
+        <w:t xml:space="preserve">Numbers behind the picture. Projection: columns (1,0) and (0,0). The unit square with corners (0,0), (1,0), (1,1), (0,1) is sent to corners (0,0), (1,0), (1,0), (0,0): it collapses onto the segment from 0 to 1 on the x-axis.</w:t>
+      </w:r>
+    </w:p>
+    <w:p>
+      <w:pPr>
+        <w:pStyle w:val="ListParagraph"/>
+        <w:numPr>
+          <w:ilvl w:val="0"/>
+          <w:numId w:val="2"/>
+        </w:numPr>
+        <w:spacing w:after="80"/>
+      </w:pPr>
+      <w:r>
+        <w:rPr>
+          <w:rFonts w:ascii="Calibri" w:cs="Calibri" w:eastAsia="Calibri" w:hAnsi="Calibri"/>
+          <w:sz w:val="22"/>
+          <w:szCs w:val="22"/>
+        </w:rPr>
+        <w:t xml:space="preserve">Rotation: columns (0.866, 0.5) and (−0.5, 0.866). The corner (1,1) goes to (0.366, 1.366) (computed on the previous slide). The image is a tilted square of the same side length 1.</w:t>
+      </w:r>
+    </w:p>
+    <w:p>
+      <w:pPr>
+        <w:pStyle w:val="ListParagraph"/>
+        <w:numPr>
+          <w:ilvl w:val="0"/>
+          <w:numId w:val="2"/>
+        </w:numPr>
+        <w:spacing w:after="80"/>
+      </w:pPr>
+      <w:r>
+        <w:rPr>
+          <w:rFonts w:ascii="Calibri" w:cs="Calibri" w:eastAsia="Calibri" w:hAnsi="Calibri"/>
+          <w:sz w:val="22"/>
+          <w:szCs w:val="22"/>
+        </w:rPr>
+        <w:t xml:space="preserve">Scaling diag(2, 0.5): the matrix [[2,0],[0,0.5]] with zeros off the diagonal. Columns (2,0) and (0,0.5). Corner (1,1) goes to 2(1), 0.5(1) = (2, 0.5); the square becomes a 2-by-0.5 rectangle.</w:t>
+      </w:r>
+    </w:p>
+    <w:p>
+      <w:pPr>
+        <w:pStyle w:val="ListParagraph"/>
+        <w:numPr>
+          <w:ilvl w:val="0"/>
+          <w:numId w:val="2"/>
+        </w:numPr>
+        <w:spacing w:after="80"/>
+      </w:pPr>
+      <w:r>
+        <w:rPr>
+          <w:rFonts w:ascii="Calibri" w:cs="Calibri" w:eastAsia="Calibri" w:hAnsi="Calibri"/>
+          <w:sz w:val="22"/>
+          <w:szCs w:val="22"/>
+        </w:rPr>
+        <w:t xml:space="preserve">What to point at: red arrow = column 1, green arrow = column 2; the blue shape is always spanned by those two arrows.</w:t>
       </w:r>
     </w:p>
     <w:p>
@@ -1441,25 +2069,43 @@
           <w:sz w:val="22"/>
           <w:szCs w:val="22"/>
         </w:rPr>
-        <w:t xml:space="preserve">Time: about 4 min.</w:t>
-      </w:r>
-    </w:p>
-    <w:p>
-      <w:pPr>
-        <w:pStyle w:val="ListParagraph"/>
-        <w:numPr>
-          <w:ilvl w:val="0"/>
-          <w:numId w:val="2"/>
-        </w:numPr>
-        <w:spacing w:after="80"/>
-      </w:pPr>
-      <w:r>
-        <w:rPr>
-          <w:rFonts w:ascii="Calibri" w:cs="Calibri" w:eastAsia="Calibri" w:hAnsi="Calibri"/>
-          <w:sz w:val="22"/>
-          <w:szCs w:val="22"/>
-        </w:rPr>
-        <w:t xml:space="preserve">R: reflection in the vertical axis, (x,y) ↦ (−x,y). Q: rotation by 90° counter-clockwise, (x,y) ↦ (−y,x). Find each matrix from the images of e1, e2, then test on p = (2,3). Give 4 minutes.</w:t>
+        <w:t xml:space="preserve">Give 4 minutes. Board: R = reflection in the vertical axis, (x,y) ↦ (−x, y). Q = rotation by 90° counter-clockwise, (x,y) ↦ (−y, x). Test point p = (2,3).</w:t>
+      </w:r>
+    </w:p>
+    <w:p>
+      <w:pPr>
+        <w:pStyle w:val="ListParagraph"/>
+        <w:numPr>
+          <w:ilvl w:val="0"/>
+          <w:numId w:val="2"/>
+        </w:numPr>
+        <w:spacing w:after="80"/>
+      </w:pPr>
+      <w:r>
+        <w:rPr>
+          <w:rFonts w:ascii="Calibri" w:cs="Calibri" w:eastAsia="Calibri" w:hAnsi="Calibri"/>
+          <w:sz w:val="22"/>
+          <w:szCs w:val="22"/>
+        </w:rPr>
+        <w:t xml:space="preserve">Prompts: (a) where do e^(1) = (1,0) and e^(2) = (0,1) go under each map? Use the rule on them. (b) stack the images as columns. (c) multiply by p and compare with the rule.</w:t>
+      </w:r>
+    </w:p>
+    <w:p>
+      <w:pPr>
+        <w:pStyle w:val="ListParagraph"/>
+        <w:numPr>
+          <w:ilvl w:val="0"/>
+          <w:numId w:val="2"/>
+        </w:numPr>
+        <w:spacing w:after="80"/>
+      </w:pPr>
+      <w:r>
+        <w:rPr>
+          <w:rFonts w:ascii="Calibri" w:cs="Calibri" w:eastAsia="Calibri" w:hAnsi="Calibri"/>
+          <w:sz w:val="22"/>
+          <w:szCs w:val="22"/>
+        </w:rPr>
+        <w:t xml:space="preserve">Hint if stuck: put (1,0) and (0,1) into the formula, e.g. R(1,0) = (−1,0). Expected: R p = (−2,3), Q p = (−3,2).</w:t>
       </w:r>
     </w:p>
     <w:p>
@@ -1507,43 +2153,133 @@
           <w:sz w:val="22"/>
           <w:szCs w:val="22"/>
         </w:rPr>
-        <w:t xml:space="preserve">Time: about 2 min.</w:t>
-      </w:r>
-    </w:p>
-    <w:p>
-      <w:pPr>
-        <w:pStyle w:val="ListParagraph"/>
-        <w:numPr>
-          <w:ilvl w:val="0"/>
-          <w:numId w:val="2"/>
-        </w:numPr>
-        <w:spacing w:after="80"/>
-      </w:pPr>
-      <w:r>
-        <w:rPr>
-          <w:rFonts w:ascii="Calibri" w:cs="Calibri" w:eastAsia="Calibri" w:hAnsi="Calibri"/>
-          <w:sz w:val="22"/>
-          <w:szCs w:val="22"/>
-        </w:rPr>
-        <w:t xml:space="preserve">R: Re1 = (−1,0), Re2 = (0,1), R = [[−1,0],[0,1]]. Rp = (−1(2)+0(3), 0(2)+1(3)) = (−2,3), the rule gives (−2,3). ✓</w:t>
-      </w:r>
-    </w:p>
-    <w:p>
-      <w:pPr>
-        <w:pStyle w:val="ListParagraph"/>
-        <w:numPr>
-          <w:ilvl w:val="0"/>
-          <w:numId w:val="2"/>
-        </w:numPr>
-        <w:spacing w:after="80"/>
-      </w:pPr>
-      <w:r>
-        <w:rPr>
-          <w:rFonts w:ascii="Calibri" w:cs="Calibri" w:eastAsia="Calibri" w:hAnsi="Calibri"/>
-          <w:sz w:val="22"/>
-          <w:szCs w:val="22"/>
-        </w:rPr>
-        <w:t xml:space="preserve">Q: Qe1 = (0,1), Qe2 = (−1,0), Q = [[0,−1],[1,0]]. Qp = (0(2)−1(3), 1(2)+0(3)) = (−3,2), the rule gives (−y,x) = (−3,2). ✓ (This Q is the 90° rotation that reappears in Lecture 8.)</w:t>
+        <w:t xml:space="preserve">Reflection R, rule (x,y) ↦ (−x, y).</w:t>
+      </w:r>
+    </w:p>
+    <w:p>
+      <w:pPr>
+        <w:pStyle w:val="ListParagraph"/>
+        <w:numPr>
+          <w:ilvl w:val="0"/>
+          <w:numId w:val="2"/>
+        </w:numPr>
+        <w:spacing w:after="80"/>
+      </w:pPr>
+      <w:r>
+        <w:rPr>
+          <w:rFonts w:ascii="Calibri" w:cs="Calibri" w:eastAsia="Calibri" w:hAnsi="Calibri"/>
+          <w:sz w:val="22"/>
+          <w:szCs w:val="22"/>
+        </w:rPr>
+        <w:t xml:space="preserve">Step 1 — images: R(1,0) = (−1, 0). R(0,1) = (0, 1).</w:t>
+      </w:r>
+    </w:p>
+    <w:p>
+      <w:pPr>
+        <w:pStyle w:val="ListParagraph"/>
+        <w:numPr>
+          <w:ilvl w:val="0"/>
+          <w:numId w:val="2"/>
+        </w:numPr>
+        <w:spacing w:after="80"/>
+      </w:pPr>
+      <w:r>
+        <w:rPr>
+          <w:rFonts w:ascii="Calibri" w:cs="Calibri" w:eastAsia="Calibri" w:hAnsi="Calibri"/>
+          <w:sz w:val="22"/>
+          <w:szCs w:val="22"/>
+        </w:rPr>
+        <w:t xml:space="preserve">Step 2 — columns: R = [[−1,0],[0,1]].</w:t>
+      </w:r>
+    </w:p>
+    <w:p>
+      <w:pPr>
+        <w:pStyle w:val="ListParagraph"/>
+        <w:numPr>
+          <w:ilvl w:val="0"/>
+          <w:numId w:val="2"/>
+        </w:numPr>
+        <w:spacing w:after="80"/>
+      </w:pPr>
+      <w:r>
+        <w:rPr>
+          <w:rFonts w:ascii="Calibri" w:cs="Calibri" w:eastAsia="Calibri" w:hAnsi="Calibri"/>
+          <w:sz w:val="22"/>
+          <w:szCs w:val="22"/>
+        </w:rPr>
+        <w:t xml:space="preserve">Step 3 — check on p = (2,3): row 1: (−1)(2) + 0(3) = −2. Row 2: 0(2) + 1(3) = 3. Rp = (−2,3). The rule gives (−2, 3). ✓</w:t>
+      </w:r>
+    </w:p>
+    <w:p>
+      <w:pPr>
+        <w:pStyle w:val="ListParagraph"/>
+        <w:numPr>
+          <w:ilvl w:val="0"/>
+          <w:numId w:val="2"/>
+        </w:numPr>
+        <w:spacing w:after="80"/>
+      </w:pPr>
+      <w:r>
+        <w:rPr>
+          <w:rFonts w:ascii="Calibri" w:cs="Calibri" w:eastAsia="Calibri" w:hAnsi="Calibri"/>
+          <w:sz w:val="22"/>
+          <w:szCs w:val="22"/>
+        </w:rPr>
+        <w:t xml:space="preserve">Rotation Q, rule (x,y) ↦ (−y, x) (counter-clockwise 90°).</w:t>
+      </w:r>
+    </w:p>
+    <w:p>
+      <w:pPr>
+        <w:pStyle w:val="ListParagraph"/>
+        <w:numPr>
+          <w:ilvl w:val="0"/>
+          <w:numId w:val="2"/>
+        </w:numPr>
+        <w:spacing w:after="80"/>
+      </w:pPr>
+      <w:r>
+        <w:rPr>
+          <w:rFonts w:ascii="Calibri" w:cs="Calibri" w:eastAsia="Calibri" w:hAnsi="Calibri"/>
+          <w:sz w:val="22"/>
+          <w:szCs w:val="22"/>
+        </w:rPr>
+        <w:t xml:space="preserve">Step 4 — images: Q(1,0) = (−0, 1) = (0,1). Q(0,1) = (−1, 0).</w:t>
+      </w:r>
+    </w:p>
+    <w:p>
+      <w:pPr>
+        <w:pStyle w:val="ListParagraph"/>
+        <w:numPr>
+          <w:ilvl w:val="0"/>
+          <w:numId w:val="2"/>
+        </w:numPr>
+        <w:spacing w:after="80"/>
+      </w:pPr>
+      <w:r>
+        <w:rPr>
+          <w:rFonts w:ascii="Calibri" w:cs="Calibri" w:eastAsia="Calibri" w:hAnsi="Calibri"/>
+          <w:sz w:val="22"/>
+          <w:szCs w:val="22"/>
+        </w:rPr>
+        <w:t xml:space="preserve">Step 5 — columns: Q = [[0,−1],[1,0]].</w:t>
+      </w:r>
+    </w:p>
+    <w:p>
+      <w:pPr>
+        <w:pStyle w:val="ListParagraph"/>
+        <w:numPr>
+          <w:ilvl w:val="0"/>
+          <w:numId w:val="2"/>
+        </w:numPr>
+        <w:spacing w:after="80"/>
+      </w:pPr>
+      <w:r>
+        <w:rPr>
+          <w:rFonts w:ascii="Calibri" w:cs="Calibri" w:eastAsia="Calibri" w:hAnsi="Calibri"/>
+          <w:sz w:val="22"/>
+          <w:szCs w:val="22"/>
+        </w:rPr>
+        <w:t xml:space="preserve">Step 6 — check on p = (2,3): row 1: 0(2) + (−1)(3) = −3. Row 2: 1(2) + 0(3) = 2. Qp = (−3,2). The rule gives (−y, x) = (−3, 2). ✓ This is B for θ = 90°: cos 90° = 0, sin 90° = 1; it returns in Lecture 8.</w:t>
       </w:r>
     </w:p>
     <w:p>
@@ -1591,61 +2327,115 @@
           <w:sz w:val="22"/>
           <w:szCs w:val="22"/>
         </w:rPr>
-        <w:t xml:space="preserve">Time: about 3 min.</w:t>
-      </w:r>
-    </w:p>
-    <w:p>
-      <w:pPr>
-        <w:pStyle w:val="ListParagraph"/>
-        <w:numPr>
-          <w:ilvl w:val="0"/>
-          <w:numId w:val="2"/>
-        </w:numPr>
-        <w:spacing w:after="80"/>
-      </w:pPr>
-      <w:r>
-        <w:rPr>
-          <w:rFonts w:ascii="Calibri" w:cs="Calibri" w:eastAsia="Calibri" w:hAnsi="Calibri"/>
-          <w:sz w:val="22"/>
-          <w:szCs w:val="22"/>
-        </w:rPr>
-        <w:t xml:space="preserve">Notebook cell 7. Scaling by a is the matrix aI. A 36-inch 16:9 display has diagonal 36 in: ratio diagonal √(16²+9²) = √337 ≈ 18.358, so w = 36·16/18.358 ≈ 31.377 in and h = 36·9/18.358 ≈ 17.649 in.</w:t>
-      </w:r>
-    </w:p>
-    <w:p>
-      <w:pPr>
-        <w:pStyle w:val="ListParagraph"/>
-        <w:numPr>
-          <w:ilvl w:val="0"/>
-          <w:numId w:val="2"/>
-        </w:numPr>
-        <w:spacing w:after="80"/>
-      </w:pPr>
-      <w:r>
-        <w:rPr>
-          <w:rFonts w:ascii="Calibri" w:cs="Calibri" w:eastAsia="Calibri" w:hAnsi="Calibri"/>
-          <w:sz w:val="22"/>
-          <w:szCs w:val="22"/>
-        </w:rPr>
-        <w:t xml:space="preserve">27-inch 4:3: ratio diagonal 5, w = 27·4/5 = 21.6 in, h = 27·3/5 = 16.2 in.</w:t>
-      </w:r>
-    </w:p>
-    <w:p>
-      <w:pPr>
-        <w:pStyle w:val="ListParagraph"/>
-        <w:numPr>
-          <w:ilvl w:val="0"/>
-          <w:numId w:val="2"/>
-        </w:numPr>
-        <w:spacing w:after="80"/>
-      </w:pPr>
-      <w:r>
-        <w:rPr>
-          <w:rFonts w:ascii="Calibri" w:cs="Calibri" w:eastAsia="Calibri" w:hAnsi="Calibri"/>
-          <w:sz w:val="22"/>
-          <w:szCs w:val="22"/>
-        </w:rPr>
-        <w:t xml:space="preserve">Each dimension limits a: 21.6/31.377 ≈ 0.6884 and 16.2/17.649 ≈ 0.9179.</w:t>
+        <w:t xml:space="preserve">Notation: scaling by a is the matrix aI. I is the identity matrix (1s on the diagonal, 0s elsewhere), so (aI)p = a·p, every coordinate multiplied by a. (Now on the slide.)</w:t>
+      </w:r>
+    </w:p>
+    <w:p>
+      <w:pPr>
+        <w:pStyle w:val="ListParagraph"/>
+        <w:numPr>
+          <w:ilvl w:val="0"/>
+          <w:numId w:val="2"/>
+        </w:numPr>
+        <w:spacing w:after="80"/>
+      </w:pPr>
+      <w:r>
+        <w:rPr>
+          <w:rFonts w:ascii="Calibri" w:cs="Calibri" w:eastAsia="Calibri" w:hAnsi="Calibri"/>
+          <w:sz w:val="22"/>
+          <w:szCs w:val="22"/>
+        </w:rPr>
+        <w:t xml:space="preserve">Meaning of the sizes: a “36-inch” display means the diagonal is 36 in. A ratio 16:9 means width : height = 16 : 9, so width = 16k, height = 9k and the diagonal is √((16k)² + (9k)²) = k√(16²+9²).</w:t>
+      </w:r>
+    </w:p>
+    <w:p>
+      <w:pPr>
+        <w:pStyle w:val="ListParagraph"/>
+        <w:numPr>
+          <w:ilvl w:val="0"/>
+          <w:numId w:val="2"/>
+        </w:numPr>
+        <w:spacing w:after="80"/>
+      </w:pPr>
+      <w:r>
+        <w:rPr>
+          <w:rFonts w:ascii="Calibri" w:cs="Calibri" w:eastAsia="Calibri" w:hAnsi="Calibri"/>
+          <w:sz w:val="22"/>
+          <w:szCs w:val="22"/>
+        </w:rPr>
+        <w:t xml:space="preserve">Step 1 — 36-inch, 16:9: 16² + 9² = 256 + 81 = 337, √337 = 18.358. Setting k·18.358 = 36 gives k = 36/18.358 = 1.9609.</w:t>
+      </w:r>
+    </w:p>
+    <w:p>
+      <w:pPr>
+        <w:pStyle w:val="ListParagraph"/>
+        <w:numPr>
+          <w:ilvl w:val="0"/>
+          <w:numId w:val="2"/>
+        </w:numPr>
+        <w:spacing w:after="80"/>
+      </w:pPr>
+      <w:r>
+        <w:rPr>
+          <w:rFonts w:ascii="Calibri" w:cs="Calibri" w:eastAsia="Calibri" w:hAnsi="Calibri"/>
+          <w:sz w:val="22"/>
+          <w:szCs w:val="22"/>
+        </w:rPr>
+        <w:t xml:space="preserve">Step 2 — w₃₆ = 16k = 16 · 1.9609 = 31.377 in. h₃₆ = 9k = 17.649 in. Check: √(31.377² + 17.649²) = √(984.5 + 311.5) = 36.0 ✓.</w:t>
+      </w:r>
+    </w:p>
+    <w:p>
+      <w:pPr>
+        <w:pStyle w:val="ListParagraph"/>
+        <w:numPr>
+          <w:ilvl w:val="0"/>
+          <w:numId w:val="2"/>
+        </w:numPr>
+        <w:spacing w:after="80"/>
+      </w:pPr>
+      <w:r>
+        <w:rPr>
+          <w:rFonts w:ascii="Calibri" w:cs="Calibri" w:eastAsia="Calibri" w:hAnsi="Calibri"/>
+          <w:sz w:val="22"/>
+          <w:szCs w:val="22"/>
+        </w:rPr>
+        <w:t xml:space="preserve">Step 3 — 27-inch, 4:3: 4² + 3² = 25, √25 = 5, k = 27/5 = 5.4. w₂₇ = 4 · 5.4 = 21.6 in. h₂₇ = 3 · 5.4 = 16.2 in.</w:t>
+      </w:r>
+    </w:p>
+    <w:p>
+      <w:pPr>
+        <w:pStyle w:val="ListParagraph"/>
+        <w:numPr>
+          <w:ilvl w:val="0"/>
+          <w:numId w:val="2"/>
+        </w:numPr>
+        <w:spacing w:after="80"/>
+      </w:pPr>
+      <w:r>
+        <w:rPr>
+          <w:rFonts w:ascii="Calibri" w:cs="Calibri" w:eastAsia="Calibri" w:hAnsi="Calibri"/>
+          <w:sz w:val="22"/>
+          <w:szCs w:val="22"/>
+        </w:rPr>
+        <w:t xml:space="preserve">Step 4 — the scaled image must satisfy a·w₃₆ ≤ 21.6 and a·h₃₆ ≤ 16.2, so a ≤ 21.6/31.377 = 0.6884 and a ≤ 16.2/17.649 = 0.9179.</w:t>
+      </w:r>
+    </w:p>
+    <w:p>
+      <w:pPr>
+        <w:pStyle w:val="ListParagraph"/>
+        <w:numPr>
+          <w:ilvl w:val="0"/>
+          <w:numId w:val="2"/>
+        </w:numPr>
+        <w:spacing w:after="80"/>
+      </w:pPr>
+      <w:r>
+        <w:rPr>
+          <w:rFonts w:ascii="Calibri" w:cs="Calibri" w:eastAsia="Calibri" w:hAnsi="Calibri"/>
+          <w:sz w:val="22"/>
+          <w:szCs w:val="22"/>
+        </w:rPr>
+        <w:t xml:space="preserve">Step 5 — the largest a that satisfies both is the smaller bound: a = min(0.6884, 0.9179) = 0.6884. Exact form: a = 0.0375√337.</w:t>
       </w:r>
     </w:p>
     <w:p>
@@ -1693,43 +2483,79 @@
           <w:sz w:val="22"/>
           <w:szCs w:val="22"/>
         </w:rPr>
-        <w:t xml:space="preserve">Time: about 3 min.</w:t>
-      </w:r>
-    </w:p>
-    <w:p>
-      <w:pPr>
-        <w:pStyle w:val="ListParagraph"/>
-        <w:numPr>
-          <w:ilvl w:val="0"/>
-          <w:numId w:val="2"/>
-        </w:numPr>
-        <w:spacing w:after="80"/>
-      </w:pPr>
-      <w:r>
-        <w:rPr>
-          <w:rFonts w:ascii="Calibri" w:cs="Calibri" w:eastAsia="Calibri" w:hAnsi="Calibri"/>
-          <w:sz w:val="22"/>
-          <w:szCs w:val="22"/>
-        </w:rPr>
-        <w:t xml:space="preserve">a = min(0.6884, 0.9179) = 0.6884, so the scaling matrix is 0.6884 I. Scaled image 0.6884(31.377) = 21.60 in by 0.6884(17.649) = 12.15 in. Fits: 21.60 ≤ 21.6 and 12.15 ≤ 16.2, with 4.05 in of height unused.</w:t>
-      </w:r>
-    </w:p>
-    <w:p>
-      <w:pPr>
-        <w:pStyle w:val="ListParagraph"/>
-        <w:numPr>
-          <w:ilvl w:val="0"/>
-          <w:numId w:val="2"/>
-        </w:numPr>
-        <w:spacing w:after="80"/>
-      </w:pPr>
-      <w:r>
-        <w:rPr>
-          <w:rFonts w:ascii="Calibri" w:cs="Calibri" w:eastAsia="Calibri" w:hAnsi="Calibri"/>
-          <w:sz w:val="22"/>
-          <w:szCs w:val="22"/>
-        </w:rPr>
-        <w:t xml:space="preserve">Figure: dashed rectangle is the original image, gray the screen, blue the scaled image touching left and right edges. Ask why the smaller ratio, not the larger, is the right choice (the larger would overflow the width).</w:t>
+        <w:t xml:space="preserve">Step 1 — scaling matrix: aI = 0.6884·[[1,0],[0,1]] = [[0.6884, 0],[0, 0.6884]].</w:t>
+      </w:r>
+    </w:p>
+    <w:p>
+      <w:pPr>
+        <w:pStyle w:val="ListParagraph"/>
+        <w:numPr>
+          <w:ilvl w:val="0"/>
+          <w:numId w:val="2"/>
+        </w:numPr>
+        <w:spacing w:after="80"/>
+      </w:pPr>
+      <w:r>
+        <w:rPr>
+          <w:rFonts w:ascii="Calibri" w:cs="Calibri" w:eastAsia="Calibri" w:hAnsi="Calibri"/>
+          <w:sz w:val="22"/>
+          <w:szCs w:val="22"/>
+        </w:rPr>
+        <w:t xml:space="preserve">Step 2 — scaled size: width 0.6884 · 31.377 = 21.60 in (equals the screen width, so it touches left and right). Height 0.6884 · 17.649 = 12.15 in.</w:t>
+      </w:r>
+    </w:p>
+    <w:p>
+      <w:pPr>
+        <w:pStyle w:val="ListParagraph"/>
+        <w:numPr>
+          <w:ilvl w:val="0"/>
+          <w:numId w:val="2"/>
+        </w:numPr>
+        <w:spacing w:after="80"/>
+      </w:pPr>
+      <w:r>
+        <w:rPr>
+          <w:rFonts w:ascii="Calibri" w:cs="Calibri" w:eastAsia="Calibri" w:hAnsi="Calibri"/>
+          <w:sz w:val="22"/>
+          <w:szCs w:val="22"/>
+        </w:rPr>
+        <w:t xml:space="preserve">Step 3 — unused height: 16.2 − 12.15 = 4.05 in (about 2 in above and 2 in below if centred).</w:t>
+      </w:r>
+    </w:p>
+    <w:p>
+      <w:pPr>
+        <w:pStyle w:val="ListParagraph"/>
+        <w:numPr>
+          <w:ilvl w:val="0"/>
+          <w:numId w:val="2"/>
+        </w:numPr>
+        <w:spacing w:after="80"/>
+      </w:pPr>
+      <w:r>
+        <w:rPr>
+          <w:rFonts w:ascii="Calibri" w:cs="Calibri" w:eastAsia="Calibri" w:hAnsi="Calibri"/>
+          <w:sz w:val="22"/>
+          <w:szCs w:val="22"/>
+        </w:rPr>
+        <w:t xml:space="preserve">Check: 21.60 ≤ 21.6 ✓ and 12.15 ≤ 16.2 ✓. Notebook prints a = 0.6884 and 21.600" x 12.150".</w:t>
+      </w:r>
+    </w:p>
+    <w:p>
+      <w:pPr>
+        <w:pStyle w:val="ListParagraph"/>
+        <w:numPr>
+          <w:ilvl w:val="0"/>
+          <w:numId w:val="2"/>
+        </w:numPr>
+        <w:spacing w:after="80"/>
+      </w:pPr>
+      <w:r>
+        <w:rPr>
+          <w:rFonts w:ascii="Calibri" w:cs="Calibri" w:eastAsia="Calibri" w:hAnsi="Calibri"/>
+          <w:sz w:val="22"/>
+          <w:szCs w:val="22"/>
+        </w:rPr>
+        <w:t xml:space="preserve">Why the smaller bound: if we used 0.9179, the width would be 0.9179 · 31.377 = 28.80 in &gt; 21.6 in, overflowing the screen. Point at the figure: dashed = original, gray = screen, blue = scaled image.</w:t>
       </w:r>
     </w:p>
     <w:p>
@@ -1777,25 +2603,79 @@
           <w:sz w:val="22"/>
           <w:szCs w:val="22"/>
         </w:rPr>
-        <w:t xml:space="preserve">Time: about 2 min.</w:t>
-      </w:r>
-    </w:p>
-    <w:p>
-      <w:pPr>
-        <w:pStyle w:val="ListParagraph"/>
-        <w:numPr>
-          <w:ilvl w:val="0"/>
-          <w:numId w:val="2"/>
-        </w:numPr>
-        <w:spacing w:after="80"/>
-      </w:pPr>
-      <w:r>
-        <w:rPr>
-          <w:rFonts w:ascii="Calibri" w:cs="Calibri" w:eastAsia="Calibri" w:hAnsi="Calibri"/>
-          <w:sz w:val="22"/>
-          <w:szCs w:val="22"/>
-        </w:rPr>
-        <w:t xml:space="preserve">(AB)_ij = Σ_k a_ik b_kj. A is m×p, B is p×n, AB is m×n. Check inner dimensions first. Equivalent: n matrix–vector products, one per column of B.</w:t>
+        <w:t xml:space="preserve">Goal: define the matrix–matrix product by reusing the matrix–vector product.</w:t>
+      </w:r>
+    </w:p>
+    <w:p>
+      <w:pPr>
+        <w:pStyle w:val="ListParagraph"/>
+        <w:numPr>
+          <w:ilvl w:val="0"/>
+          <w:numId w:val="2"/>
+        </w:numPr>
+        <w:spacing w:after="80"/>
+      </w:pPr>
+      <w:r>
+        <w:rPr>
+          <w:rFonts w:ascii="Calibri" w:cs="Calibri" w:eastAsia="Calibri" w:hAnsi="Calibri"/>
+          <w:sz w:val="22"/>
+          <w:szCs w:val="22"/>
+        </w:rPr>
+        <w:t xml:space="preserve">Step 1 — sizes first. A is m×p and B is p×n. The inner dimension p must match (columns of A = rows of B). The product AB is m×n (outer dimensions). Example: (2×3)(3×2) gives 2×2.</w:t>
+      </w:r>
+    </w:p>
+    <w:p>
+      <w:pPr>
+        <w:pStyle w:val="ListParagraph"/>
+        <w:numPr>
+          <w:ilvl w:val="0"/>
+          <w:numId w:val="2"/>
+        </w:numPr>
+        <w:spacing w:after="80"/>
+      </w:pPr>
+      <w:r>
+        <w:rPr>
+          <w:rFonts w:ascii="Calibri" w:cs="Calibri" w:eastAsia="Calibri" w:hAnsi="Calibri"/>
+          <w:sz w:val="22"/>
+          <w:szCs w:val="22"/>
+        </w:rPr>
+        <w:t xml:space="preserve">Step 2 — formula. (AB)_ij = Σ_{k=1}^{p} a_ik b_kj = a_i1 b_1j + a_i2 b_2j + … + a_ip b_pj: row i of A dotted with column j of B.</w:t>
+      </w:r>
+    </w:p>
+    <w:p>
+      <w:pPr>
+        <w:pStyle w:val="ListParagraph"/>
+        <w:numPr>
+          <w:ilvl w:val="0"/>
+          <w:numId w:val="2"/>
+        </w:numPr>
+        <w:spacing w:after="80"/>
+      </w:pPr>
+      <w:r>
+        <w:rPr>
+          <w:rFonts w:ascii="Calibri" w:cs="Calibri" w:eastAsia="Calibri" w:hAnsi="Calibri"/>
+          <w:sz w:val="22"/>
+          <w:szCs w:val="22"/>
+        </w:rPr>
+        <w:t xml:space="preserve">Step 3 — cost: AB has m·n entries, each a sum of p products. For 2×3 times 3×2 that is 4 entries × 3 products = 12 multiplications.</w:t>
+      </w:r>
+    </w:p>
+    <w:p>
+      <w:pPr>
+        <w:pStyle w:val="ListParagraph"/>
+        <w:numPr>
+          <w:ilvl w:val="0"/>
+          <w:numId w:val="2"/>
+        </w:numPr>
+        <w:spacing w:after="80"/>
+      </w:pPr>
+      <w:r>
+        <w:rPr>
+          <w:rFonts w:ascii="Calibri" w:cs="Calibri" w:eastAsia="Calibri" w:hAnsi="Calibri"/>
+          <w:sz w:val="22"/>
+          <w:szCs w:val="22"/>
+        </w:rPr>
+        <w:t xml:space="preserve">Step 4 — column view: column j of AB is A·(column j of B), a matrix–vector product. So AB is n matrix–vector products, one per column of B.</w:t>
       </w:r>
     </w:p>
     <w:p>
@@ -1843,43 +2723,115 @@
           <w:sz w:val="22"/>
           <w:szCs w:val="22"/>
         </w:rPr>
-        <w:t xml:space="preserve">Time: about 4 min.</w:t>
-      </w:r>
-    </w:p>
-    <w:p>
-      <w:pPr>
-        <w:pStyle w:val="ListParagraph"/>
-        <w:numPr>
-          <w:ilvl w:val="0"/>
-          <w:numId w:val="2"/>
-        </w:numPr>
-        <w:spacing w:after="80"/>
-      </w:pPr>
-      <w:r>
-        <w:rPr>
-          <w:rFonts w:ascii="Calibri" w:cs="Calibri" w:eastAsia="Calibri" w:hAnsi="Calibri"/>
-          <w:sz w:val="22"/>
-          <w:szCs w:val="22"/>
-        </w:rPr>
-        <w:t xml:space="preserve">A = [[2,−1,4],[1,0,−1]] (2×3), B = [[1,−2],[0,3],[1,5]] (3×2); 3 = 3, so AB is 2×2.</w:t>
-      </w:r>
-    </w:p>
-    <w:p>
-      <w:pPr>
-        <w:pStyle w:val="ListParagraph"/>
-        <w:numPr>
-          <w:ilvl w:val="0"/>
-          <w:numId w:val="2"/>
-        </w:numPr>
-        <w:spacing w:after="80"/>
-      </w:pPr>
-      <w:r>
-        <w:rPr>
-          <w:rFonts w:ascii="Calibri" w:cs="Calibri" w:eastAsia="Calibri" w:hAnsi="Calibri"/>
-          <w:sz w:val="22"/>
-          <w:szCs w:val="22"/>
-        </w:rPr>
-        <w:t xml:space="preserve">(AB)₁₁ = 2(1) + (−1)(0) + 4(1) = 6; (AB)₁₂ = 2(−2) + (−1)(3) + 4(5) = −4 − 3 + 20 = 13; (AB)₂₁ = 1 + 0 − 1 = 0; (AB)₂₂ = −2 + 0 − 5 = −7. AB = [[6,13],[0,−7]], notebook cell 9.</w:t>
+        <w:t xml:space="preserve">Data: A = [[2,−1,4],[1,0,−1]] (2×3), B = [[1,−2],[0,3],[1,5]] (3×2). Inner dimensions 3 = 3, so AB is 2×2.</w:t>
+      </w:r>
+    </w:p>
+    <w:p>
+      <w:pPr>
+        <w:pStyle w:val="ListParagraph"/>
+        <w:numPr>
+          <w:ilvl w:val="0"/>
+          <w:numId w:val="2"/>
+        </w:numPr>
+        <w:spacing w:after="80"/>
+      </w:pPr>
+      <w:r>
+        <w:rPr>
+          <w:rFonts w:ascii="Calibri" w:cs="Calibri" w:eastAsia="Calibri" w:hAnsi="Calibri"/>
+          <w:sz w:val="22"/>
+          <w:szCs w:val="22"/>
+        </w:rPr>
+        <w:t xml:space="preserve">Rows of A: r₁ = (2, −1, 4), r₂ = (1, 0, −1). Columns of B: c₁ = (1, 0, 1), c₂ = (−2, 3, 5).</w:t>
+      </w:r>
+    </w:p>
+    <w:p>
+      <w:pPr>
+        <w:pStyle w:val="ListParagraph"/>
+        <w:numPr>
+          <w:ilvl w:val="0"/>
+          <w:numId w:val="2"/>
+        </w:numPr>
+        <w:spacing w:after="80"/>
+      </w:pPr>
+      <w:r>
+        <w:rPr>
+          <w:rFonts w:ascii="Calibri" w:cs="Calibri" w:eastAsia="Calibri" w:hAnsi="Calibri"/>
+          <w:sz w:val="22"/>
+          <w:szCs w:val="22"/>
+        </w:rPr>
+        <w:t xml:space="preserve">Step 1 — (AB)₁₁ = r₁·c₁ = 2(1) + (−1)(0) + 4(1) = 2 + 0 + 4 = 6.</w:t>
+      </w:r>
+    </w:p>
+    <w:p>
+      <w:pPr>
+        <w:pStyle w:val="ListParagraph"/>
+        <w:numPr>
+          <w:ilvl w:val="0"/>
+          <w:numId w:val="2"/>
+        </w:numPr>
+        <w:spacing w:after="80"/>
+      </w:pPr>
+      <w:r>
+        <w:rPr>
+          <w:rFonts w:ascii="Calibri" w:cs="Calibri" w:eastAsia="Calibri" w:hAnsi="Calibri"/>
+          <w:sz w:val="22"/>
+          <w:szCs w:val="22"/>
+        </w:rPr>
+        <w:t xml:space="preserve">Step 2 — (AB)₁₂ = r₁·c₂ = 2(−2) + (−1)(3) + 4(5) = −4 − 3 + 20 = 13.</w:t>
+      </w:r>
+    </w:p>
+    <w:p>
+      <w:pPr>
+        <w:pStyle w:val="ListParagraph"/>
+        <w:numPr>
+          <w:ilvl w:val="0"/>
+          <w:numId w:val="2"/>
+        </w:numPr>
+        <w:spacing w:after="80"/>
+      </w:pPr>
+      <w:r>
+        <w:rPr>
+          <w:rFonts w:ascii="Calibri" w:cs="Calibri" w:eastAsia="Calibri" w:hAnsi="Calibri"/>
+          <w:sz w:val="22"/>
+          <w:szCs w:val="22"/>
+        </w:rPr>
+        <w:t xml:space="preserve">Step 3 — (AB)₂₁ = r₂·c₁ = 1(1) + 0(0) + (−1)(1) = 1 + 0 − 1 = 0.</w:t>
+      </w:r>
+    </w:p>
+    <w:p>
+      <w:pPr>
+        <w:pStyle w:val="ListParagraph"/>
+        <w:numPr>
+          <w:ilvl w:val="0"/>
+          <w:numId w:val="2"/>
+        </w:numPr>
+        <w:spacing w:after="80"/>
+      </w:pPr>
+      <w:r>
+        <w:rPr>
+          <w:rFonts w:ascii="Calibri" w:cs="Calibri" w:eastAsia="Calibri" w:hAnsi="Calibri"/>
+          <w:sz w:val="22"/>
+          <w:szCs w:val="22"/>
+        </w:rPr>
+        <w:t xml:space="preserve">Step 4 — (AB)₂₂ = r₂·c₂ = 1(−2) + 0(3) + (−1)(5) = −2 + 0 − 5 = −7.</w:t>
+      </w:r>
+    </w:p>
+    <w:p>
+      <w:pPr>
+        <w:pStyle w:val="ListParagraph"/>
+        <w:numPr>
+          <w:ilvl w:val="0"/>
+          <w:numId w:val="2"/>
+        </w:numPr>
+        <w:spacing w:after="80"/>
+      </w:pPr>
+      <w:r>
+        <w:rPr>
+          <w:rFonts w:ascii="Calibri" w:cs="Calibri" w:eastAsia="Calibri" w:hAnsi="Calibri"/>
+          <w:sz w:val="22"/>
+          <w:szCs w:val="22"/>
+        </w:rPr>
+        <w:t xml:space="preserve">Result: AB = [[6,13],[0,−7]]. The notebook prints the same, and also lists each row·column dot product.</w:t>
       </w:r>
     </w:p>
     <w:p>
@@ -1927,43 +2879,79 @@
           <w:sz w:val="22"/>
           <w:szCs w:val="22"/>
         </w:rPr>
-        <w:t xml:space="preserve">Time: about 2 min.</w:t>
-      </w:r>
-    </w:p>
-    <w:p>
-      <w:pPr>
-        <w:pStyle w:val="ListParagraph"/>
-        <w:numPr>
-          <w:ilvl w:val="0"/>
-          <w:numId w:val="2"/>
-        </w:numPr>
-        <w:spacing w:after="80"/>
-      </w:pPr>
-      <w:r>
-        <w:rPr>
-          <w:rFonts w:ascii="Calibri" w:cs="Calibri" w:eastAsia="Calibri" w:hAnsi="Calibri"/>
-          <w:sz w:val="22"/>
-          <w:szCs w:val="22"/>
-        </w:rPr>
-        <w:t xml:space="preserve">Same A and B. Column 1 of AB: A(1,0,1) = 1(2,1) + 0(−1,0) + 1(4,−1) = (6,0). Column 2: A(−2,3,5) = −2(2,1) + 3(−1,0) + 5(4,−1) = (−4−3+20, −2−5) = (13,−7).</w:t>
-      </w:r>
-    </w:p>
-    <w:p>
-      <w:pPr>
-        <w:pStyle w:val="ListParagraph"/>
-        <w:numPr>
-          <w:ilvl w:val="0"/>
-          <w:numId w:val="2"/>
-        </w:numPr>
-        <w:spacing w:after="80"/>
-      </w:pPr>
-      <w:r>
-        <w:rPr>
-          <w:rFonts w:ascii="Calibri" w:cs="Calibri" w:eastAsia="Calibri" w:hAnsi="Calibri"/>
-          <w:sz w:val="22"/>
-          <w:szCs w:val="22"/>
-        </w:rPr>
-        <w:t xml:space="preserve">Same AB = [[6,13],[0,−7]]. This links the column view of Ax to the matrix product.</w:t>
+        <w:t xml:space="preserve">Same A and B. Now use column j of AB = A·(column j of B).</w:t>
+      </w:r>
+    </w:p>
+    <w:p>
+      <w:pPr>
+        <w:pStyle w:val="ListParagraph"/>
+        <w:numPr>
+          <w:ilvl w:val="0"/>
+          <w:numId w:val="2"/>
+        </w:numPr>
+        <w:spacing w:after="80"/>
+      </w:pPr>
+      <w:r>
+        <w:rPr>
+          <w:rFonts w:ascii="Calibri" w:cs="Calibri" w:eastAsia="Calibri" w:hAnsi="Calibri"/>
+          <w:sz w:val="22"/>
+          <w:szCs w:val="22"/>
+        </w:rPr>
+        <w:t xml:space="preserve">Step 1 — column 1: b^(1) = (1, 0, 1). A b^(1) = 1·(2,1) + 0·(−1,0) + 1·(4,−1) = (2,1) + (0,0) + (4,−1) = (2+0+4, 1+0−1) = (6, 0).</w:t>
+      </w:r>
+    </w:p>
+    <w:p>
+      <w:pPr>
+        <w:pStyle w:val="ListParagraph"/>
+        <w:numPr>
+          <w:ilvl w:val="0"/>
+          <w:numId w:val="2"/>
+        </w:numPr>
+        <w:spacing w:after="80"/>
+      </w:pPr>
+      <w:r>
+        <w:rPr>
+          <w:rFonts w:ascii="Calibri" w:cs="Calibri" w:eastAsia="Calibri" w:hAnsi="Calibri"/>
+          <w:sz w:val="22"/>
+          <w:szCs w:val="22"/>
+        </w:rPr>
+        <w:t xml:space="preserve">Step 2 — column 2: b^(2) = (−2, 3, 5). A b^(2) = −2·(2,1) + 3·(−1,0) + 5·(4,−1) = (−4,−2) + (−3,0) + (20,−5). Top: −4 − 3 + 20 = 13. Bottom: −2 + 0 − 5 = −7. So (13, −7).</w:t>
+      </w:r>
+    </w:p>
+    <w:p>
+      <w:pPr>
+        <w:pStyle w:val="ListParagraph"/>
+        <w:numPr>
+          <w:ilvl w:val="0"/>
+          <w:numId w:val="2"/>
+        </w:numPr>
+        <w:spacing w:after="80"/>
+      </w:pPr>
+      <w:r>
+        <w:rPr>
+          <w:rFonts w:ascii="Calibri" w:cs="Calibri" w:eastAsia="Calibri" w:hAnsi="Calibri"/>
+          <w:sz w:val="22"/>
+          <w:szCs w:val="22"/>
+        </w:rPr>
+        <w:t xml:space="preserve">Step 3 — put them side by side: AB = [[6,13],[0,−7]].</w:t>
+      </w:r>
+    </w:p>
+    <w:p>
+      <w:pPr>
+        <w:pStyle w:val="ListParagraph"/>
+        <w:numPr>
+          <w:ilvl w:val="0"/>
+          <w:numId w:val="2"/>
+        </w:numPr>
+        <w:spacing w:after="80"/>
+      </w:pPr>
+      <w:r>
+        <w:rPr>
+          <w:rFonts w:ascii="Calibri" w:cs="Calibri" w:eastAsia="Calibri" w:hAnsi="Calibri"/>
+          <w:sz w:val="22"/>
+          <w:szCs w:val="22"/>
+        </w:rPr>
+        <w:t xml:space="preserve">Check: identical to slide 21 entry by entry. The same numbers appear, just grouped by columns.</w:t>
       </w:r>
     </w:p>
     <w:p>
@@ -2011,43 +2999,61 @@
           <w:sz w:val="22"/>
           <w:szCs w:val="22"/>
         </w:rPr>
-        <w:t xml:space="preserve">Time: about 3 min.</w:t>
-      </w:r>
-    </w:p>
-    <w:p>
-      <w:pPr>
-        <w:pStyle w:val="ListParagraph"/>
-        <w:numPr>
-          <w:ilvl w:val="0"/>
-          <w:numId w:val="2"/>
-        </w:numPr>
-        <w:spacing w:after="80"/>
-      </w:pPr>
-      <w:r>
-        <w:rPr>
-          <w:rFonts w:ascii="Calibri" w:cs="Calibri" w:eastAsia="Calibri" w:hAnsi="Calibri"/>
-          <w:sz w:val="22"/>
-          <w:szCs w:val="22"/>
-        </w:rPr>
-        <w:t xml:space="preserve">A = [[2,−1],[1,3]], B = [[1,4],[0,−2]]; both 2×2 so both products exist.</w:t>
-      </w:r>
-    </w:p>
-    <w:p>
-      <w:pPr>
-        <w:pStyle w:val="ListParagraph"/>
-        <w:numPr>
-          <w:ilvl w:val="0"/>
-          <w:numId w:val="2"/>
-        </w:numPr>
-        <w:spacing w:after="80"/>
-      </w:pPr>
-      <w:r>
-        <w:rPr>
-          <w:rFonts w:ascii="Calibri" w:cs="Calibri" w:eastAsia="Calibri" w:hAnsi="Calibri"/>
-          <w:sz w:val="22"/>
-          <w:szCs w:val="22"/>
-        </w:rPr>
-        <w:t xml:space="preserve">AB = [[2+0, 8+2],[1+0, 4−6]] = [[2,10],[1,−2]]. BA = [[2+4, −1+12],[0−2, 0−6]] = [[6,11],[−2,−6]]. (AB)₁₁ = 2 ≠ 6 = (BA)₁₁. Lead into Lecture 8.</w:t>
+        <w:t xml:space="preserve">Data: A = [[2,−1],[1,3]], B = [[1,4],[0,−2]]. Both 2×2, so AB and BA both exist and are 2×2.</w:t>
+      </w:r>
+    </w:p>
+    <w:p>
+      <w:pPr>
+        <w:pStyle w:val="ListParagraph"/>
+        <w:numPr>
+          <w:ilvl w:val="0"/>
+          <w:numId w:val="2"/>
+        </w:numPr>
+        <w:spacing w:after="80"/>
+      </w:pPr>
+      <w:r>
+        <w:rPr>
+          <w:rFonts w:ascii="Calibri" w:cs="Calibri" w:eastAsia="Calibri" w:hAnsi="Calibri"/>
+          <w:sz w:val="22"/>
+          <w:szCs w:val="22"/>
+        </w:rPr>
+        <w:t xml:space="preserve">Step 1 — AB: rows of A with columns of B. (AB)₁₁ = 2(1) + (−1)(0) = 2 + 0 = 2. (AB)₁₂ = 2(4) + (−1)(−2) = 8 + 2 = 10. (AB)₂₁ = 1(1) + 3(0) = 1 + 0 = 1. (AB)₂₂ = 1(4) + 3(−2) = 4 − 6 = −2. AB = [[2,10],[1,−2]].</w:t>
+      </w:r>
+    </w:p>
+    <w:p>
+      <w:pPr>
+        <w:pStyle w:val="ListParagraph"/>
+        <w:numPr>
+          <w:ilvl w:val="0"/>
+          <w:numId w:val="2"/>
+        </w:numPr>
+        <w:spacing w:after="80"/>
+      </w:pPr>
+      <w:r>
+        <w:rPr>
+          <w:rFonts w:ascii="Calibri" w:cs="Calibri" w:eastAsia="Calibri" w:hAnsi="Calibri"/>
+          <w:sz w:val="22"/>
+          <w:szCs w:val="22"/>
+        </w:rPr>
+        <w:t xml:space="preserve">Step 2 — BA: rows of B with columns of A. (BA)₁₁ = 1(2) + 4(1) = 2 + 4 = 6. (BA)₁₂ = 1(−1) + 4(3) = −1 + 12 = 11. (BA)₂₁ = 0(2) + (−2)(1) = 0 − 2 = −2. (BA)₂₂ = 0(−1) + (−2)(3) = 0 − 6 = −6. BA = [[6,11],[−2,−6]].</w:t>
+      </w:r>
+    </w:p>
+    <w:p>
+      <w:pPr>
+        <w:pStyle w:val="ListParagraph"/>
+        <w:numPr>
+          <w:ilvl w:val="0"/>
+          <w:numId w:val="2"/>
+        </w:numPr>
+        <w:spacing w:after="80"/>
+      </w:pPr>
+      <w:r>
+        <w:rPr>
+          <w:rFonts w:ascii="Calibri" w:cs="Calibri" w:eastAsia="Calibri" w:hAnsi="Calibri"/>
+          <w:sz w:val="22"/>
+          <w:szCs w:val="22"/>
+        </w:rPr>
+        <w:t xml:space="preserve">Step 3 — compare: (AB)₁₁ = 2 but (BA)₁₁ = 6, so AB ≠ BA. One differing entry is enough. Order matters; lead into Lecture 8.</w:t>
       </w:r>
     </w:p>
     <w:p>
@@ -2095,25 +3101,61 @@
           <w:sz w:val="22"/>
           <w:szCs w:val="22"/>
         </w:rPr>
-        <w:t xml:space="preserve">Time: about 2 min.</w:t>
-      </w:r>
-    </w:p>
-    <w:p>
-      <w:pPr>
-        <w:pStyle w:val="ListParagraph"/>
-        <w:numPr>
-          <w:ilvl w:val="0"/>
-          <w:numId w:val="2"/>
-        </w:numPr>
-        <w:spacing w:after="80"/>
-      </w:pPr>
-      <w:r>
-        <w:rPr>
-          <w:rFonts w:ascii="Calibri" w:cs="Calibri" w:eastAsia="Calibri" w:hAnsi="Calibri"/>
-          <w:sz w:val="22"/>
-          <w:szCs w:val="22"/>
-        </w:rPr>
-        <w:t xml:space="preserve">These are the three mistakes from the notebook. (1) Columns dotted with x: row 1 gives 3(2) + 1(−1) + (−1)(−4) = 9. (2) Size mismatch: 2×3 times 2×3 is undefined; 2×3 times 3×2 is 2×2. (3) Assuming AB = BA: here (AB)₁₁ = 2 but (BA)₁₁ = 6.</w:t>
+        <w:t xml:space="preserve">These are the three mistakes from the notebook; give each its number.</w:t>
+      </w:r>
+    </w:p>
+    <w:p>
+      <w:pPr>
+        <w:pStyle w:val="ListParagraph"/>
+        <w:numPr>
+          <w:ilvl w:val="0"/>
+          <w:numId w:val="2"/>
+        </w:numPr>
+        <w:spacing w:after="80"/>
+      </w:pPr>
+      <w:r>
+        <w:rPr>
+          <w:rFonts w:ascii="Calibri" w:cs="Calibri" w:eastAsia="Calibri" w:hAnsi="Calibri"/>
+          <w:sz w:val="22"/>
+          <w:szCs w:val="22"/>
+        </w:rPr>
+        <w:t xml:space="preserve">Mistake 1 — columns dotted with x. For A = [[3,1,−1],[2,−1,5]], x = (2,−1,−4): the correct y₁ uses row 1: 3(2) + 1(−1) + (−1)(−4) = 9. The wrong version (3,2)·(2,−1) = 3(2) + 2(−1) = 4 uses the first column and drops x₃.</w:t>
+      </w:r>
+    </w:p>
+    <w:p>
+      <w:pPr>
+        <w:pStyle w:val="ListParagraph"/>
+        <w:numPr>
+          <w:ilvl w:val="0"/>
+          <w:numId w:val="2"/>
+        </w:numPr>
+        <w:spacing w:after="80"/>
+      </w:pPr>
+      <w:r>
+        <w:rPr>
+          <w:rFonts w:ascii="Calibri" w:cs="Calibri" w:eastAsia="Calibri" w:hAnsi="Calibri"/>
+          <w:sz w:val="22"/>
+          <w:szCs w:val="22"/>
+        </w:rPr>
+        <w:t xml:space="preserve">Mistake 2 — sizes. AB needs (columns of A) = (rows of B). 2×3 times 2×3: 3 ≠ 2, undefined. 2×3 times 3×2: 3 = 3, gives 2×2.</w:t>
+      </w:r>
+    </w:p>
+    <w:p>
+      <w:pPr>
+        <w:pStyle w:val="ListParagraph"/>
+        <w:numPr>
+          <w:ilvl w:val="0"/>
+          <w:numId w:val="2"/>
+        </w:numPr>
+        <w:spacing w:after="80"/>
+      </w:pPr>
+      <w:r>
+        <w:rPr>
+          <w:rFonts w:ascii="Calibri" w:cs="Calibri" w:eastAsia="Calibri" w:hAnsi="Calibri"/>
+          <w:sz w:val="22"/>
+          <w:szCs w:val="22"/>
+        </w:rPr>
+        <w:t xml:space="preserve">Mistake 3 — AB = BA. From slide 23: (AB)₁₁ = 2 but (BA)₁₁ = 6. Always keep the order.</w:t>
       </w:r>
     </w:p>
     <w:p>
@@ -2161,43 +3203,25 @@
           <w:sz w:val="22"/>
           <w:szCs w:val="22"/>
         </w:rPr>
-        <w:t xml:space="preserve">Time: about 2 min.</w:t>
-      </w:r>
-    </w:p>
-    <w:p>
-      <w:pPr>
-        <w:pStyle w:val="ListParagraph"/>
-        <w:numPr>
-          <w:ilvl w:val="0"/>
-          <w:numId w:val="2"/>
-        </w:numPr>
-        <w:spacing w:after="80"/>
-      </w:pPr>
-      <w:r>
-        <w:rPr>
-          <w:rFonts w:ascii="Calibri" w:cs="Calibri" w:eastAsia="Calibri" w:hAnsi="Calibri"/>
-          <w:sz w:val="22"/>
-          <w:szCs w:val="22"/>
-        </w:rPr>
-        <w:t xml:space="preserve">Row view, column view, transformation (columns = A(e^(j))), matrix product (row dot column).</w:t>
-      </w:r>
-    </w:p>
-    <w:p>
-      <w:pPr>
-        <w:pStyle w:val="ListParagraph"/>
-        <w:numPr>
-          <w:ilvl w:val="0"/>
-          <w:numId w:val="2"/>
-        </w:numPr>
-        <w:spacing w:after="80"/>
-      </w:pPr>
-      <w:r>
-        <w:rPr>
-          <w:rFonts w:ascii="Calibri" w:cs="Calibri" w:eastAsia="Calibri" w:hAnsi="Calibri"/>
-          <w:sz w:val="22"/>
-          <w:szCs w:val="22"/>
-        </w:rPr>
-        <w:t xml:space="preserve">Bridge: next lecture asks what happens when two transformations are chained, and why the order matters.</w:t>
+        <w:t xml:space="preserve">Four views, one fact: row view y_i = Σ_j a_ij x_j (a dot product per output); column view Ax = Σ_j x_j a^(j) (a combination of columns); transformation (columns are A(e^(j))); matrix product (AB)_ij = row i of A · column j of B (written out on the slide).</w:t>
+      </w:r>
+    </w:p>
+    <w:p>
+      <w:pPr>
+        <w:pStyle w:val="ListParagraph"/>
+        <w:numPr>
+          <w:ilvl w:val="0"/>
+          <w:numId w:val="2"/>
+        </w:numPr>
+        <w:spacing w:after="80"/>
+      </w:pPr>
+      <w:r>
+        <w:rPr>
+          <w:rFonts w:ascii="Calibri" w:cs="Calibri" w:eastAsia="Calibri" w:hAnsi="Calibri"/>
+          <w:sz w:val="22"/>
+          <w:szCs w:val="22"/>
+        </w:rPr>
+        <w:t xml:space="preserve">Bridge: next lecture asks what happens when two transformations are chained, and why the order matters. Slide 23 already showed AB ≠ BA.</w:t>
       </w:r>
     </w:p>
     <w:sectPr>
